--- a/NataConnect_User_Manual.docx
+++ b/NataConnect_User_Manual.docx
@@ -6,8 +6,6 @@
       <w:pPr>
         <w:spacing w:before="1440" w:after="400"/>
         <w:jc w:val="center"/>
-      </w:pPr>
-      <w:r>
         <w:rPr>
           <w:b/>
           <w:bCs/>
@@ -15,8 +13,58 @@
           <w:sz w:val="72"/>
           <w:szCs w:val="72"/>
         </w:rPr>
-        <w:t>NATACONNECT</w:t>
-      </w:r>
+      </w:pPr>
+    </w:p>
+    <w:p>
+      <w:pPr>
+        <w:spacing w:before="1440" w:after="400"/>
+        <w:jc w:val="center"/>
+        <w:rPr>
+          <w:b/>
+          <w:bCs/>
+          <w:color w:val="3B82F6"/>
+          <w:sz w:val="72"/>
+          <w:szCs w:val="72"/>
+        </w:rPr>
+      </w:pPr>
+    </w:p>
+    <w:p>
+      <w:pPr>
+        <w:spacing w:before="1440" w:after="400"/>
+        <w:jc w:val="center"/>
+      </w:pPr>
+      <w:proofErr w:type="spellStart"/>
+      <w:r>
+        <w:rPr>
+          <w:b/>
+          <w:bCs/>
+          <w:color w:val="3B82F6"/>
+          <w:sz w:val="72"/>
+          <w:szCs w:val="72"/>
+        </w:rPr>
+        <w:t>N</w:t>
+      </w:r>
+      <w:r>
+        <w:rPr>
+          <w:b/>
+          <w:bCs/>
+          <w:color w:val="3B82F6"/>
+          <w:sz w:val="72"/>
+          <w:szCs w:val="72"/>
+        </w:rPr>
+        <w:t>ata</w:t>
+      </w:r>
+      <w:r>
+        <w:rPr>
+          <w:b/>
+          <w:bCs/>
+          <w:color w:val="3B82F6"/>
+          <w:sz w:val="72"/>
+          <w:szCs w:val="72"/>
+        </w:rPr>
+        <w:t>CONNECT</w:t>
+      </w:r>
+      <w:proofErr w:type="spellEnd"/>
     </w:p>
     <w:p>
       <w:pPr>
@@ -47,6 +95,65 @@
         </w:rPr>
         <w:t>Your Financial Operating System — Running on Your Raspberry Pi</w:t>
       </w:r>
+    </w:p>
+    <w:p>
+      <w:r>
+        <w:br w:type="page"/>
+      </w:r>
+    </w:p>
+    <w:p>
+      <w:pPr>
+        <w:pStyle w:val="1"/>
+      </w:pPr>
+      <w:r>
+        <w:lastRenderedPageBreak/>
+        <w:t xml:space="preserve">1. What is </w:t>
+      </w:r>
+      <w:proofErr w:type="spellStart"/>
+      <w:r>
+        <w:t>Nata</w:t>
+      </w:r>
+      <w:r>
+        <w:t>CONNECT</w:t>
+      </w:r>
+      <w:proofErr w:type="spellEnd"/>
+      <w:r>
+        <w:t>?</w:t>
+      </w:r>
+    </w:p>
+    <w:p>
+      <w:pPr>
+        <w:spacing w:before="100" w:after="100"/>
+      </w:pPr>
+      <w:proofErr w:type="spellStart"/>
+      <w:r>
+        <w:t>Nata</w:t>
+      </w:r>
+      <w:r>
+        <w:t>CONNECT</w:t>
+      </w:r>
+      <w:proofErr w:type="spellEnd"/>
+      <w:r>
+        <w:t xml:space="preserve"> is a privacy-first personal financial operating system that runs entirely on your own Raspberry Pi. Unlike every other finance app, your data never leaves your home. No cloud. No third party. No bank sees your complete financial picture.</w:t>
+      </w:r>
+    </w:p>
+    <w:p>
+      <w:pPr>
+        <w:spacing w:before="100" w:after="100"/>
+      </w:pPr>
+    </w:p>
+    <w:p>
+      <w:pPr>
+        <w:spacing w:before="100" w:after="100"/>
+      </w:pPr>
+      <w:r>
+        <w:t>Your Pi is your bank. Your Pi is your security department. Your Pi is your financial advisor. All on a device you own and control.</w:t>
+      </w:r>
+    </w:p>
+    <w:p>
+      <w:pPr>
+        <w:spacing w:before="100" w:after="100"/>
+      </w:pPr>
     </w:p>
     <w:tbl>
       <w:tblPr>
@@ -69,12 +176,9 @@
         <w:gridCol w:w="9360"/>
       </w:tblGrid>
       <w:tr>
-        <w:tblPrEx>
-          <w:tblCellMar>
-            <w:top w:w="0" w:type="dxa"/>
-            <w:bottom w:w="0" w:type="dxa"/>
-          </w:tblCellMar>
-        </w:tblPrEx>
+        <w:trPr>
+          <w:trHeight w:val="640"/>
+        </w:trPr>
         <w:tc>
           <w:tcPr>
             <w:tcW w:w="9360" w:type="dxa"/>
@@ -99,172 +203,26 @@
                 <w:bCs/>
                 <w:color w:val="1E40AF"/>
               </w:rPr>
-              <w:t xml:space="preserve">Version: </w:t>
-            </w:r>
-            <w:proofErr w:type="gramStart"/>
+              <w:t xml:space="preserve">Core Philosophy: </w:t>
+            </w:r>
             <w:r>
               <w:rPr>
                 <w:color w:val="1E3A8A"/>
               </w:rPr>
-              <w:t>1.0  |</w:t>
-            </w:r>
-            <w:proofErr w:type="gramEnd"/>
-            <w:r>
-              <w:rPr>
-                <w:color w:val="1E3A8A"/>
-              </w:rPr>
-              <w:t xml:space="preserve">  IFX Hack 2026, </w:t>
-            </w:r>
-            <w:proofErr w:type="gramStart"/>
-            <w:r>
-              <w:rPr>
-                <w:color w:val="1E3A8A"/>
-              </w:rPr>
-              <w:t>Limassol  |</w:t>
-            </w:r>
-            <w:proofErr w:type="gramEnd"/>
-            <w:r>
-              <w:rPr>
-                <w:color w:val="1E3A8A"/>
-              </w:rPr>
-              <w:t xml:space="preserve">  Open Source — github.com/</w:t>
-            </w:r>
-            <w:proofErr w:type="spellStart"/>
-            <w:r>
-              <w:rPr>
-                <w:color w:val="1E3A8A"/>
-              </w:rPr>
-              <w:t>nataconnect</w:t>
-            </w:r>
-            <w:proofErr w:type="spellEnd"/>
+              <w:t>Your data lives on hardware in your home. We own nothing. We see nothing. That's the whole point.</w:t>
+            </w:r>
           </w:p>
         </w:tc>
       </w:tr>
     </w:tbl>
     <w:p>
-      <w:r>
-        <w:br w:type="page"/>
-      </w:r>
-    </w:p>
-    <w:p>
-      <w:pPr>
-        <w:pStyle w:val="Heading1"/>
-      </w:pPr>
-      <w:r>
-        <w:lastRenderedPageBreak/>
-        <w:t xml:space="preserve">1. What is </w:t>
-      </w:r>
-      <w:proofErr w:type="spellStart"/>
-      <w:r>
-        <w:t>NataConnect</w:t>
-      </w:r>
-      <w:proofErr w:type="spellEnd"/>
-      <w:r>
-        <w:t>?</w:t>
-      </w:r>
-    </w:p>
-    <w:p>
-      <w:pPr>
-        <w:spacing w:before="100" w:after="100"/>
-      </w:pPr>
-      <w:proofErr w:type="spellStart"/>
-      <w:r>
-        <w:t>NataConnect</w:t>
-      </w:r>
-      <w:proofErr w:type="spellEnd"/>
-      <w:r>
-        <w:t xml:space="preserve"> is a privacy-first personal financial operating system that runs entirely on your own Raspberry Pi. Unlike every other finance app, your data never leaves your home. No cloud. No third party. No bank sees your complete financial picture.</w:t>
-      </w:r>
-    </w:p>
-    <w:p>
-      <w:pPr>
-        <w:spacing w:before="100" w:after="100"/>
-      </w:pPr>
-    </w:p>
-    <w:p>
-      <w:pPr>
-        <w:spacing w:before="100" w:after="100"/>
-      </w:pPr>
-      <w:r>
-        <w:t>Your Pi is your bank. Your Pi is your security department. Your Pi is your financial advisor. All on a device you own and control.</w:t>
-      </w:r>
-    </w:p>
-    <w:p>
-      <w:pPr>
-        <w:spacing w:before="100" w:after="100"/>
-      </w:pPr>
-    </w:p>
-    <w:tbl>
-      <w:tblPr>
-        <w:tblW w:w="9360" w:type="dxa"/>
-        <w:tblBorders>
-          <w:top w:val="single" w:sz="4" w:space="0" w:color="auto"/>
-          <w:left w:val="single" w:sz="4" w:space="0" w:color="auto"/>
-          <w:bottom w:val="single" w:sz="4" w:space="0" w:color="auto"/>
-          <w:right w:val="single" w:sz="4" w:space="0" w:color="auto"/>
-          <w:insideH w:val="single" w:sz="4" w:space="0" w:color="auto"/>
-          <w:insideV w:val="single" w:sz="4" w:space="0" w:color="auto"/>
-        </w:tblBorders>
-        <w:tblCellMar>
-          <w:left w:w="10" w:type="dxa"/>
-          <w:right w:w="10" w:type="dxa"/>
-        </w:tblCellMar>
-        <w:tblLook w:val="04A0" w:firstRow="1" w:lastRow="0" w:firstColumn="1" w:lastColumn="0" w:noHBand="0" w:noVBand="1"/>
-      </w:tblPr>
-      <w:tblGrid>
-        <w:gridCol w:w="9360"/>
-      </w:tblGrid>
-      <w:tr>
-        <w:tblPrEx>
-          <w:tblCellMar>
-            <w:top w:w="0" w:type="dxa"/>
-            <w:bottom w:w="0" w:type="dxa"/>
-          </w:tblCellMar>
-        </w:tblPrEx>
-        <w:tc>
-          <w:tcPr>
-            <w:tcW w:w="9360" w:type="dxa"/>
-            <w:tcBorders>
-              <w:top w:val="single" w:sz="1" w:space="0" w:color="CCCCCC"/>
-              <w:left w:val="single" w:sz="1" w:space="0" w:color="CCCCCC"/>
-              <w:bottom w:val="single" w:sz="1" w:space="0" w:color="CCCCCC"/>
-              <w:right w:val="single" w:sz="1" w:space="0" w:color="CCCCCC"/>
-            </w:tcBorders>
-            <w:shd w:val="clear" w:color="auto" w:fill="DBEAFE"/>
-            <w:tcMar>
-              <w:top w:w="120" w:type="dxa"/>
-              <w:left w:w="180" w:type="dxa"/>
-              <w:bottom w:w="120" w:type="dxa"/>
-              <w:right w:w="180" w:type="dxa"/>
-            </w:tcMar>
-          </w:tcPr>
-          <w:p>
-            <w:r>
-              <w:rPr>
-                <w:b/>
-                <w:bCs/>
-                <w:color w:val="1E40AF"/>
-              </w:rPr>
-              <w:t xml:space="preserve">Core Philosophy: </w:t>
-            </w:r>
-            <w:r>
-              <w:rPr>
-                <w:color w:val="1E3A8A"/>
-              </w:rPr>
-              <w:t>Your data lives on hardware in your home. We own nothing. We see nothing. That's the whole point.</w:t>
-            </w:r>
-          </w:p>
-        </w:tc>
-      </w:tr>
-    </w:tbl>
-    <w:p>
-      <w:pPr>
-        <w:spacing w:before="100" w:after="100"/>
-      </w:pPr>
-    </w:p>
-    <w:p>
-      <w:pPr>
-        <w:pStyle w:val="Heading2"/>
+      <w:pPr>
+        <w:spacing w:before="100" w:after="100"/>
+      </w:pPr>
+    </w:p>
+    <w:p>
+      <w:pPr>
+        <w:pStyle w:val="2"/>
       </w:pPr>
       <w:r>
         <w:t xml:space="preserve">What </w:t>
@@ -280,7 +238,7 @@
     </w:p>
     <w:p>
       <w:pPr>
-        <w:pStyle w:val="ListParagraph"/>
+        <w:pStyle w:val="a4"/>
         <w:numPr>
           <w:ilvl w:val="0"/>
           <w:numId w:val="2"/>
@@ -293,7 +251,7 @@
     </w:p>
     <w:p>
       <w:pPr>
-        <w:pStyle w:val="ListParagraph"/>
+        <w:pStyle w:val="a4"/>
         <w:numPr>
           <w:ilvl w:val="0"/>
           <w:numId w:val="2"/>
@@ -306,7 +264,7 @@
     </w:p>
     <w:p>
       <w:pPr>
-        <w:pStyle w:val="ListParagraph"/>
+        <w:pStyle w:val="a4"/>
         <w:numPr>
           <w:ilvl w:val="0"/>
           <w:numId w:val="2"/>
@@ -324,7 +282,7 @@
     </w:p>
     <w:p>
       <w:pPr>
-        <w:pStyle w:val="ListParagraph"/>
+        <w:pStyle w:val="a4"/>
         <w:numPr>
           <w:ilvl w:val="0"/>
           <w:numId w:val="2"/>
@@ -337,25 +295,20 @@
     </w:p>
     <w:p>
       <w:pPr>
-        <w:pStyle w:val="ListParagraph"/>
-        <w:numPr>
-          <w:ilvl w:val="0"/>
-          <w:numId w:val="2"/>
-        </w:numPr>
-        <w:spacing w:before="60" w:after="60"/>
-      </w:pPr>
-      <w:proofErr w:type="spellStart"/>
-      <w:r>
-        <w:t>NataID</w:t>
-      </w:r>
-      <w:proofErr w:type="spellEnd"/>
-      <w:r>
-        <w:t xml:space="preserve"> — Cryptographic financial passport stored on your Pi</w:t>
-      </w:r>
-    </w:p>
-    <w:p>
-      <w:pPr>
-        <w:pStyle w:val="ListParagraph"/>
+        <w:pStyle w:val="a4"/>
+        <w:numPr>
+          <w:ilvl w:val="0"/>
+          <w:numId w:val="2"/>
+        </w:numPr>
+        <w:spacing w:before="60" w:after="60"/>
+      </w:pPr>
+      <w:r>
+        <w:t>Family Vault — Multiple accounts on one Pi</w:t>
+      </w:r>
+    </w:p>
+    <w:p>
+      <w:pPr>
+        <w:pStyle w:val="a4"/>
         <w:numPr>
           <w:ilvl w:val="0"/>
           <w:numId w:val="2"/>
@@ -373,20 +326,7 @@
     </w:p>
     <w:p>
       <w:pPr>
-        <w:pStyle w:val="ListParagraph"/>
-        <w:numPr>
-          <w:ilvl w:val="0"/>
-          <w:numId w:val="2"/>
-        </w:numPr>
-        <w:spacing w:before="60" w:after="60"/>
-      </w:pPr>
-      <w:r>
-        <w:t>Family Vault — Multiple accounts on one Pi</w:t>
-      </w:r>
-    </w:p>
-    <w:p>
-      <w:pPr>
-        <w:pStyle w:val="ListParagraph"/>
+        <w:pStyle w:val="a4"/>
         <w:numPr>
           <w:ilvl w:val="0"/>
           <w:numId w:val="2"/>
@@ -400,19 +340,6 @@
       <w:proofErr w:type="spellEnd"/>
       <w:r>
         <w:t xml:space="preserve"> — Link scanner before you click</w:t>
-      </w:r>
-    </w:p>
-    <w:p>
-      <w:pPr>
-        <w:pStyle w:val="ListParagraph"/>
-        <w:numPr>
-          <w:ilvl w:val="0"/>
-          <w:numId w:val="2"/>
-        </w:numPr>
-        <w:spacing w:before="60" w:after="60"/>
-      </w:pPr>
-      <w:r>
-        <w:t>Bank Connection — Real transaction sync via Open Banking</w:t>
       </w:r>
     </w:p>
     <w:p>
@@ -425,7 +352,12 @@
     </w:p>
     <w:p>
       <w:pPr>
-        <w:pStyle w:val="Heading1"/>
+        <w:pStyle w:val="1"/>
+      </w:pPr>
+    </w:p>
+    <w:p>
+      <w:pPr>
+        <w:pStyle w:val="1"/>
       </w:pPr>
       <w:r>
         <w:t>2. What You Need</w:t>
@@ -433,7 +365,7 @@
     </w:p>
     <w:p>
       <w:pPr>
-        <w:pStyle w:val="Heading2"/>
+        <w:pStyle w:val="2"/>
       </w:pPr>
       <w:r>
         <w:t>Hardware</w:t>
@@ -461,12 +393,6 @@
         <w:gridCol w:w="6240"/>
       </w:tblGrid>
       <w:tr>
-        <w:tblPrEx>
-          <w:tblCellMar>
-            <w:top w:w="0" w:type="dxa"/>
-            <w:bottom w:w="0" w:type="dxa"/>
-          </w:tblCellMar>
-        </w:tblPrEx>
         <w:tc>
           <w:tcPr>
             <w:tcW w:w="3120" w:type="dxa"/>
@@ -529,12 +455,6 @@
         </w:tc>
       </w:tr>
       <w:tr>
-        <w:tblPrEx>
-          <w:tblCellMar>
-            <w:top w:w="0" w:type="dxa"/>
-            <w:bottom w:w="0" w:type="dxa"/>
-          </w:tblCellMar>
-        </w:tblPrEx>
         <w:tc>
           <w:tcPr>
             <w:tcW w:w="3120" w:type="dxa"/>
@@ -593,12 +513,6 @@
         </w:tc>
       </w:tr>
       <w:tr>
-        <w:tblPrEx>
-          <w:tblCellMar>
-            <w:top w:w="0" w:type="dxa"/>
-            <w:bottom w:w="0" w:type="dxa"/>
-          </w:tblCellMar>
-        </w:tblPrEx>
         <w:tc>
           <w:tcPr>
             <w:tcW w:w="3120" w:type="dxa"/>
@@ -657,12 +571,6 @@
         </w:tc>
       </w:tr>
       <w:tr>
-        <w:tblPrEx>
-          <w:tblCellMar>
-            <w:top w:w="0" w:type="dxa"/>
-            <w:bottom w:w="0" w:type="dxa"/>
-          </w:tblCellMar>
-        </w:tblPrEx>
         <w:tc>
           <w:tcPr>
             <w:tcW w:w="3120" w:type="dxa"/>
@@ -721,12 +629,6 @@
         </w:tc>
       </w:tr>
       <w:tr>
-        <w:tblPrEx>
-          <w:tblCellMar>
-            <w:top w:w="0" w:type="dxa"/>
-            <w:bottom w:w="0" w:type="dxa"/>
-          </w:tblCellMar>
-        </w:tblPrEx>
         <w:tc>
           <w:tcPr>
             <w:tcW w:w="3120" w:type="dxa"/>
@@ -751,18 +653,8 @@
                 <w:sz w:val="20"/>
                 <w:szCs w:val="20"/>
               </w:rPr>
-              <w:t xml:space="preserve">Your </w:t>
-            </w:r>
-            <w:proofErr w:type="gramStart"/>
-            <w:r>
-              <w:rPr>
-                <w:color w:val="0F172A"/>
-                <w:sz w:val="20"/>
-                <w:szCs w:val="20"/>
-              </w:rPr>
-              <w:t>Laptop</w:t>
-            </w:r>
-            <w:proofErr w:type="gramEnd"/>
+              <w:t>Your Laptop</w:t>
+            </w:r>
           </w:p>
         </w:tc>
         <w:tc>
@@ -795,12 +687,6 @@
         </w:tc>
       </w:tr>
       <w:tr>
-        <w:tblPrEx>
-          <w:tblCellMar>
-            <w:top w:w="0" w:type="dxa"/>
-            <w:bottom w:w="0" w:type="dxa"/>
-          </w:tblCellMar>
-        </w:tblPrEx>
         <w:tc>
           <w:tcPr>
             <w:tcW w:w="3120" w:type="dxa"/>
@@ -869,12 +755,6 @@
         </w:tc>
       </w:tr>
       <w:tr>
-        <w:tblPrEx>
-          <w:tblCellMar>
-            <w:top w:w="0" w:type="dxa"/>
-            <w:bottom w:w="0" w:type="dxa"/>
-          </w:tblCellMar>
-        </w:tblPrEx>
         <w:trPr>
           <w:trHeight w:val="314"/>
         </w:trPr>
@@ -938,12 +818,7 @@
     </w:tbl>
     <w:p>
       <w:pPr>
-        <w:spacing w:before="100" w:after="100"/>
-      </w:pPr>
-    </w:p>
-    <w:p>
-      <w:pPr>
-        <w:pStyle w:val="Heading2"/>
+        <w:pStyle w:val="2"/>
       </w:pPr>
       <w:r>
         <w:lastRenderedPageBreak/>
@@ -952,7 +827,7 @@
     </w:p>
     <w:p>
       <w:pPr>
-        <w:pStyle w:val="ListParagraph"/>
+        <w:pStyle w:val="a4"/>
         <w:numPr>
           <w:ilvl w:val="0"/>
           <w:numId w:val="2"/>
@@ -965,7 +840,7 @@
     </w:p>
     <w:p>
       <w:pPr>
-        <w:pStyle w:val="ListParagraph"/>
+        <w:pStyle w:val="a4"/>
         <w:numPr>
           <w:ilvl w:val="0"/>
           <w:numId w:val="2"/>
@@ -978,7 +853,7 @@
     </w:p>
     <w:p>
       <w:pPr>
-        <w:pStyle w:val="ListParagraph"/>
+        <w:pStyle w:val="a4"/>
         <w:numPr>
           <w:ilvl w:val="0"/>
           <w:numId w:val="2"/>
@@ -996,7 +871,7 @@
     </w:p>
     <w:p>
       <w:pPr>
-        <w:pStyle w:val="Heading2"/>
+        <w:pStyle w:val="2"/>
       </w:pPr>
       <w:r>
         <w:t>API Keys (all free tiers available)</w:t>
@@ -1004,7 +879,7 @@
     </w:p>
     <w:p>
       <w:pPr>
-        <w:pStyle w:val="ListParagraph"/>
+        <w:pStyle w:val="a4"/>
         <w:numPr>
           <w:ilvl w:val="0"/>
           <w:numId w:val="2"/>
@@ -1025,7 +900,7 @@
     </w:p>
     <w:p>
       <w:pPr>
-        <w:pStyle w:val="ListParagraph"/>
+        <w:pStyle w:val="a4"/>
         <w:numPr>
           <w:ilvl w:val="0"/>
           <w:numId w:val="2"/>
@@ -1043,7 +918,7 @@
     </w:p>
     <w:p>
       <w:pPr>
-        <w:pStyle w:val="ListParagraph"/>
+        <w:pStyle w:val="a4"/>
         <w:numPr>
           <w:ilvl w:val="0"/>
           <w:numId w:val="2"/>
@@ -1056,7 +931,7 @@
     </w:p>
     <w:p>
       <w:pPr>
-        <w:pStyle w:val="ListParagraph"/>
+        <w:pStyle w:val="a4"/>
         <w:numPr>
           <w:ilvl w:val="0"/>
           <w:numId w:val="2"/>
@@ -1077,7 +952,7 @@
     </w:p>
     <w:p>
       <w:pPr>
-        <w:pStyle w:val="Heading1"/>
+        <w:pStyle w:val="1"/>
       </w:pPr>
       <w:r>
         <w:t>3. Setting Up Your Raspberry Pi</w:t>
@@ -1085,7 +960,7 @@
     </w:p>
     <w:p>
       <w:pPr>
-        <w:pStyle w:val="Heading2"/>
+        <w:pStyle w:val="2"/>
       </w:pPr>
       <w:r>
         <w:t>Step 1 — Flash the Operating System</w:t>
@@ -1106,7 +981,7 @@
     </w:p>
     <w:p>
       <w:pPr>
-        <w:pStyle w:val="ListParagraph"/>
+        <w:pStyle w:val="a4"/>
         <w:numPr>
           <w:ilvl w:val="0"/>
           <w:numId w:val="3"/>
@@ -1119,7 +994,7 @@
     </w:p>
     <w:p>
       <w:pPr>
-        <w:pStyle w:val="ListParagraph"/>
+        <w:pStyle w:val="a4"/>
         <w:numPr>
           <w:ilvl w:val="0"/>
           <w:numId w:val="3"/>
@@ -1132,7 +1007,7 @@
     </w:p>
     <w:p>
       <w:pPr>
-        <w:pStyle w:val="ListParagraph"/>
+        <w:pStyle w:val="a4"/>
         <w:numPr>
           <w:ilvl w:val="0"/>
           <w:numId w:val="3"/>
@@ -1145,7 +1020,7 @@
     </w:p>
     <w:p>
       <w:pPr>
-        <w:pStyle w:val="ListParagraph"/>
+        <w:pStyle w:val="a4"/>
         <w:numPr>
           <w:ilvl w:val="0"/>
           <w:numId w:val="3"/>
@@ -1158,7 +1033,7 @@
     </w:p>
     <w:p>
       <w:pPr>
-        <w:pStyle w:val="ListParagraph"/>
+        <w:pStyle w:val="a4"/>
         <w:numPr>
           <w:ilvl w:val="0"/>
           <w:numId w:val="3"/>
@@ -1208,12 +1083,6 @@
         <w:gridCol w:w="9360"/>
       </w:tblGrid>
       <w:tr>
-        <w:tblPrEx>
-          <w:tblCellMar>
-            <w:top w:w="0" w:type="dxa"/>
-            <w:bottom w:w="0" w:type="dxa"/>
-          </w:tblCellMar>
-        </w:tblPrEx>
         <w:tc>
           <w:tcPr>
             <w:tcW w:w="9360" w:type="dxa"/>
@@ -1278,12 +1147,6 @@
         <w:gridCol w:w="9360"/>
       </w:tblGrid>
       <w:tr>
-        <w:tblPrEx>
-          <w:tblCellMar>
-            <w:top w:w="0" w:type="dxa"/>
-            <w:bottom w:w="0" w:type="dxa"/>
-          </w:tblCellMar>
-        </w:tblPrEx>
         <w:tc>
           <w:tcPr>
             <w:tcW w:w="9360" w:type="dxa"/>
@@ -1348,12 +1211,6 @@
         <w:gridCol w:w="9360"/>
       </w:tblGrid>
       <w:tr>
-        <w:tblPrEx>
-          <w:tblCellMar>
-            <w:top w:w="0" w:type="dxa"/>
-            <w:bottom w:w="0" w:type="dxa"/>
-          </w:tblCellMar>
-        </w:tblPrEx>
         <w:tc>
           <w:tcPr>
             <w:tcW w:w="9360" w:type="dxa"/>
@@ -1416,12 +1273,6 @@
         <w:gridCol w:w="9360"/>
       </w:tblGrid>
       <w:tr>
-        <w:tblPrEx>
-          <w:tblCellMar>
-            <w:top w:w="0" w:type="dxa"/>
-            <w:bottom w:w="0" w:type="dxa"/>
-          </w:tblCellMar>
-        </w:tblPrEx>
         <w:tc>
           <w:tcPr>
             <w:tcW w:w="9360" w:type="dxa"/>
@@ -1494,12 +1345,6 @@
         <w:gridCol w:w="9360"/>
       </w:tblGrid>
       <w:tr>
-        <w:tblPrEx>
-          <w:tblCellMar>
-            <w:top w:w="0" w:type="dxa"/>
-            <w:bottom w:w="0" w:type="dxa"/>
-          </w:tblCellMar>
-        </w:tblPrEx>
         <w:tc>
           <w:tcPr>
             <w:tcW w:w="9360" w:type="dxa"/>
@@ -1573,12 +1418,6 @@
         <w:gridCol w:w="9360"/>
       </w:tblGrid>
       <w:tr>
-        <w:tblPrEx>
-          <w:tblCellMar>
-            <w:top w:w="0" w:type="dxa"/>
-            <w:bottom w:w="0" w:type="dxa"/>
-          </w:tblCellMar>
-        </w:tblPrEx>
         <w:tc>
           <w:tcPr>
             <w:tcW w:w="9360" w:type="dxa"/>
@@ -1651,12 +1490,6 @@
         <w:gridCol w:w="9360"/>
       </w:tblGrid>
       <w:tr>
-        <w:tblPrEx>
-          <w:tblCellMar>
-            <w:top w:w="0" w:type="dxa"/>
-            <w:bottom w:w="0" w:type="dxa"/>
-          </w:tblCellMar>
-        </w:tblPrEx>
         <w:tc>
           <w:tcPr>
             <w:tcW w:w="9360" w:type="dxa"/>
@@ -1744,7 +1577,7 @@
     </w:p>
     <w:p>
       <w:pPr>
-        <w:pStyle w:val="ListParagraph"/>
+        <w:pStyle w:val="a4"/>
         <w:numPr>
           <w:ilvl w:val="0"/>
           <w:numId w:val="3"/>
@@ -1757,7 +1590,7 @@
     </w:p>
     <w:p>
       <w:pPr>
-        <w:pStyle w:val="ListParagraph"/>
+        <w:pStyle w:val="a4"/>
         <w:numPr>
           <w:ilvl w:val="0"/>
           <w:numId w:val="3"/>
@@ -1770,7 +1603,7 @@
     </w:p>
     <w:p>
       <w:pPr>
-        <w:pStyle w:val="ListParagraph"/>
+        <w:pStyle w:val="a4"/>
         <w:numPr>
           <w:ilvl w:val="0"/>
           <w:numId w:val="3"/>
@@ -1783,7 +1616,7 @@
     </w:p>
     <w:p>
       <w:pPr>
-        <w:pStyle w:val="ListParagraph"/>
+        <w:pStyle w:val="a4"/>
         <w:numPr>
           <w:ilvl w:val="0"/>
           <w:numId w:val="3"/>
@@ -1801,10 +1634,16 @@
     </w:p>
     <w:p>
       <w:pPr>
-        <w:pStyle w:val="Heading2"/>
-      </w:pPr>
-      <w:r>
-        <w:t>Step 2 — Connect to Your Pi</w:t>
+        <w:pStyle w:val="2"/>
+      </w:pPr>
+      <w:r>
+        <w:t xml:space="preserve">Step 2 — </w:t>
+      </w:r>
+      <w:r>
+        <w:t>CONNECT</w:t>
+      </w:r>
+      <w:r>
+        <w:t xml:space="preserve"> to Your Pi</w:t>
       </w:r>
     </w:p>
     <w:p>
@@ -1867,7 +1706,13 @@
         <w:spacing w:before="100" w:after="100"/>
       </w:pPr>
       <w:r>
-        <w:t>On Android: Settings &gt; Hotspot &gt; Connected Devices</w:t>
+        <w:t xml:space="preserve">On Android: Settings &gt; Hotspot &gt; </w:t>
+      </w:r>
+      <w:r>
+        <w:t>Connected</w:t>
+      </w:r>
+      <w:r>
+        <w:t xml:space="preserve"> Devices</w:t>
       </w:r>
     </w:p>
     <w:p>
@@ -1913,7 +1758,7 @@
     </w:p>
     <w:p>
       <w:pPr>
-        <w:pStyle w:val="Heading2"/>
+        <w:pStyle w:val="2"/>
       </w:pPr>
       <w:r>
         <w:t>Step 3 — Install Software on Pi</w:t>
@@ -2196,12 +2041,6 @@
         <w:gridCol w:w="9360"/>
       </w:tblGrid>
       <w:tr>
-        <w:tblPrEx>
-          <w:tblCellMar>
-            <w:top w:w="0" w:type="dxa"/>
-            <w:bottom w:w="0" w:type="dxa"/>
-          </w:tblCellMar>
-        </w:tblPrEx>
         <w:tc>
           <w:tcPr>
             <w:tcW w:w="9360" w:type="dxa"/>
@@ -2255,14 +2094,17 @@
     </w:p>
     <w:p>
       <w:pPr>
-        <w:pStyle w:val="Heading1"/>
+        <w:pStyle w:val="1"/>
       </w:pPr>
       <w:r>
         <w:t xml:space="preserve">4. Installing the </w:t>
       </w:r>
       <w:proofErr w:type="spellStart"/>
       <w:r>
-        <w:t>NataConnect</w:t>
+        <w:t>Nata</w:t>
+      </w:r>
+      <w:r>
+        <w:t>CONNECT</w:t>
       </w:r>
       <w:proofErr w:type="spellEnd"/>
       <w:r>
@@ -2271,7 +2113,7 @@
     </w:p>
     <w:p>
       <w:pPr>
-        <w:pStyle w:val="Heading2"/>
+        <w:pStyle w:val="2"/>
       </w:pPr>
       <w:r>
         <w:t>Step 1 — Create the server folder</w:t>
@@ -2464,18 +2306,10 @@
     </w:p>
     <w:p>
       <w:pPr>
-        <w:pStyle w:val="Heading2"/>
-      </w:pPr>
-      <w:r>
-        <w:t xml:space="preserve">Step 2 — Create </w:t>
-      </w:r>
-      <w:proofErr w:type="gramStart"/>
-      <w:r>
-        <w:t>environment</w:t>
-      </w:r>
-      <w:proofErr w:type="gramEnd"/>
-      <w:r>
-        <w:t xml:space="preserve"> </w:t>
+        <w:pStyle w:val="2"/>
+      </w:pPr>
+      <w:r>
+        <w:t xml:space="preserve">Step 2 — Create environment </w:t>
       </w:r>
       <w:proofErr w:type="gramStart"/>
       <w:r>
@@ -2529,14 +2363,25 @@
         <w:spacing w:before="80" w:after="80"/>
         <w:ind w:left="720"/>
       </w:pPr>
-      <w:r>
-        <w:rPr>
-          <w:rFonts w:ascii="Courier New" w:eastAsia="Courier New" w:hAnsi="Courier New" w:cs="Courier New"/>
-          <w:color w:val="0F172A"/>
-          <w:sz w:val="20"/>
-          <w:szCs w:val="20"/>
-        </w:rPr>
-        <w:t>FINNHUB_KEY=</w:t>
+      <w:proofErr w:type="spellStart"/>
+      <w:r>
+        <w:rPr>
+          <w:rFonts w:ascii="Courier New" w:eastAsia="Courier New" w:hAnsi="Courier New" w:cs="Courier New"/>
+          <w:color w:val="0F172A"/>
+          <w:sz w:val="20"/>
+          <w:szCs w:val="20"/>
+        </w:rPr>
+        <w:t>FINNHUB_KEY</w:t>
+      </w:r>
+      <w:proofErr w:type="spellEnd"/>
+      <w:r>
+        <w:rPr>
+          <w:rFonts w:ascii="Courier New" w:eastAsia="Courier New" w:hAnsi="Courier New" w:cs="Courier New"/>
+          <w:color w:val="0F172A"/>
+          <w:sz w:val="20"/>
+          <w:szCs w:val="20"/>
+        </w:rPr>
+        <w:t>=</w:t>
       </w:r>
       <w:proofErr w:type="spellStart"/>
       <w:r>
@@ -2599,7 +2444,7 @@
     </w:p>
     <w:p>
       <w:pPr>
-        <w:pStyle w:val="Heading2"/>
+        <w:pStyle w:val="2"/>
       </w:pPr>
       <w:r>
         <w:t>Step 3 — Download the server file</w:t>
@@ -2614,7 +2459,10 @@
       </w:r>
       <w:proofErr w:type="spellStart"/>
       <w:r>
-        <w:t>NataConnect</w:t>
+        <w:t>Nata</w:t>
+      </w:r>
+      <w:r>
+        <w:t>CONNECT</w:t>
       </w:r>
       <w:proofErr w:type="spellEnd"/>
       <w:r>
@@ -2651,7 +2499,7 @@
     </w:p>
     <w:p>
       <w:pPr>
-        <w:pStyle w:val="Heading2"/>
+        <w:pStyle w:val="2"/>
       </w:pPr>
       <w:r>
         <w:t>Step 4 — Run the server</w:t>
@@ -2693,7 +2541,16 @@
           <w:sz w:val="20"/>
           <w:szCs w:val="20"/>
         </w:rPr>
-        <w:t>NataConnect</w:t>
+        <w:t>Nata</w:t>
+      </w:r>
+      <w:r>
+        <w:rPr>
+          <w:rFonts w:ascii="Courier New" w:eastAsia="Courier New" w:hAnsi="Courier New" w:cs="Courier New"/>
+          <w:color w:val="0F172A"/>
+          <w:sz w:val="20"/>
+          <w:szCs w:val="20"/>
+        </w:rPr>
+        <w:t>CONNECT</w:t>
       </w:r>
       <w:proofErr w:type="spellEnd"/>
       <w:r>
@@ -2713,7 +2570,7 @@
     </w:p>
     <w:p>
       <w:pPr>
-        <w:pStyle w:val="Heading2"/>
+        <w:pStyle w:val="2"/>
       </w:pPr>
       <w:r>
         <w:lastRenderedPageBreak/>
@@ -2861,12 +2718,6 @@
         <w:gridCol w:w="9360"/>
       </w:tblGrid>
       <w:tr>
-        <w:tblPrEx>
-          <w:tblCellMar>
-            <w:top w:w="0" w:type="dxa"/>
-            <w:bottom w:w="0" w:type="dxa"/>
-          </w:tblCellMar>
-        </w:tblPrEx>
         <w:tc>
           <w:tcPr>
             <w:tcW w:w="9360" w:type="dxa"/>
@@ -2920,7 +2771,7 @@
     </w:p>
     <w:p>
       <w:pPr>
-        <w:pStyle w:val="Heading1"/>
+        <w:pStyle w:val="1"/>
       </w:pPr>
       <w:r>
         <w:t>5. Database Structure</w:t>
@@ -2932,7 +2783,10 @@
       </w:pPr>
       <w:proofErr w:type="spellStart"/>
       <w:r>
-        <w:t>NataConnect</w:t>
+        <w:t>Nata</w:t>
+      </w:r>
+      <w:r>
+        <w:t>CONNECT</w:t>
       </w:r>
       <w:proofErr w:type="spellEnd"/>
       <w:r>
@@ -3033,7 +2887,7 @@
     </w:p>
     <w:p>
       <w:pPr>
-        <w:pStyle w:val="Heading2"/>
+        <w:pStyle w:val="2"/>
       </w:pPr>
       <w:r>
         <w:t>Database Tables</w:t>
@@ -3046,7 +2900,7 @@
     </w:p>
     <w:p>
       <w:pPr>
-        <w:pStyle w:val="Heading3"/>
+        <w:pStyle w:val="3"/>
       </w:pPr>
       <w:r>
         <w:t>members — Family vault accounts</w:t>
@@ -3075,12 +2929,6 @@
         <w:gridCol w:w="4680"/>
       </w:tblGrid>
       <w:tr>
-        <w:tblPrEx>
-          <w:tblCellMar>
-            <w:top w:w="0" w:type="dxa"/>
-            <w:bottom w:w="0" w:type="dxa"/>
-          </w:tblCellMar>
-        </w:tblPrEx>
         <w:tc>
           <w:tcPr>
             <w:tcW w:w="2340" w:type="dxa"/>
@@ -3173,12 +3021,6 @@
         </w:tc>
       </w:tr>
       <w:tr>
-        <w:tblPrEx>
-          <w:tblCellMar>
-            <w:top w:w="0" w:type="dxa"/>
-            <w:bottom w:w="0" w:type="dxa"/>
-          </w:tblCellMar>
-        </w:tblPrEx>
         <w:tc>
           <w:tcPr>
             <w:tcW w:w="2340" w:type="dxa"/>
@@ -3260,12 +3102,6 @@
         </w:tc>
       </w:tr>
       <w:tr>
-        <w:tblPrEx>
-          <w:tblCellMar>
-            <w:top w:w="0" w:type="dxa"/>
-            <w:bottom w:w="0" w:type="dxa"/>
-          </w:tblCellMar>
-        </w:tblPrEx>
         <w:tc>
           <w:tcPr>
             <w:tcW w:w="2340" w:type="dxa"/>
@@ -3350,12 +3186,6 @@
         </w:tc>
       </w:tr>
       <w:tr>
-        <w:tblPrEx>
-          <w:tblCellMar>
-            <w:top w:w="0" w:type="dxa"/>
-            <w:bottom w:w="0" w:type="dxa"/>
-          </w:tblCellMar>
-        </w:tblPrEx>
         <w:tc>
           <w:tcPr>
             <w:tcW w:w="2340" w:type="dxa"/>
@@ -3437,12 +3267,6 @@
         </w:tc>
       </w:tr>
       <w:tr>
-        <w:tblPrEx>
-          <w:tblCellMar>
-            <w:top w:w="0" w:type="dxa"/>
-            <w:bottom w:w="0" w:type="dxa"/>
-          </w:tblCellMar>
-        </w:tblPrEx>
         <w:tc>
           <w:tcPr>
             <w:tcW w:w="2340" w:type="dxa"/>
@@ -3527,12 +3351,6 @@
         </w:tc>
       </w:tr>
       <w:tr>
-        <w:tblPrEx>
-          <w:tblCellMar>
-            <w:top w:w="0" w:type="dxa"/>
-            <w:bottom w:w="0" w:type="dxa"/>
-          </w:tblCellMar>
-        </w:tblPrEx>
         <w:tc>
           <w:tcPr>
             <w:tcW w:w="2340" w:type="dxa"/>
@@ -3623,7 +3441,7 @@
     </w:p>
     <w:p>
       <w:pPr>
-        <w:pStyle w:val="Heading3"/>
+        <w:pStyle w:val="3"/>
       </w:pPr>
       <w:r>
         <w:t>cards — Payment cards</w:t>
@@ -3631,7 +3449,7 @@
     </w:p>
     <w:p>
       <w:pPr>
-        <w:pStyle w:val="ListParagraph"/>
+        <w:pStyle w:val="a4"/>
         <w:numPr>
           <w:ilvl w:val="0"/>
           <w:numId w:val="2"/>
@@ -3644,7 +3462,7 @@
     </w:p>
     <w:p>
       <w:pPr>
-        <w:pStyle w:val="ListParagraph"/>
+        <w:pStyle w:val="a4"/>
         <w:numPr>
           <w:ilvl w:val="0"/>
           <w:numId w:val="2"/>
@@ -3670,7 +3488,7 @@
     </w:p>
     <w:p>
       <w:pPr>
-        <w:pStyle w:val="ListParagraph"/>
+        <w:pStyle w:val="a4"/>
         <w:numPr>
           <w:ilvl w:val="0"/>
           <w:numId w:val="2"/>
@@ -3683,21 +3501,16 @@
     </w:p>
     <w:p>
       <w:pPr>
-        <w:pStyle w:val="ListParagraph"/>
-        <w:numPr>
-          <w:ilvl w:val="0"/>
-          <w:numId w:val="2"/>
-        </w:numPr>
-        <w:spacing w:before="60" w:after="60"/>
-      </w:pPr>
-      <w:proofErr w:type="spellStart"/>
-      <w:proofErr w:type="gramStart"/>
-      <w:r>
-        <w:t>last</w:t>
-      </w:r>
-      <w:proofErr w:type="gramEnd"/>
-      <w:r>
-        <w:t>_four</w:t>
+        <w:pStyle w:val="a4"/>
+        <w:numPr>
+          <w:ilvl w:val="0"/>
+          <w:numId w:val="2"/>
+        </w:numPr>
+        <w:spacing w:before="60" w:after="60"/>
+      </w:pPr>
+      <w:proofErr w:type="spellStart"/>
+      <w:r>
+        <w:t>last_four</w:t>
       </w:r>
       <w:proofErr w:type="spellEnd"/>
       <w:r>
@@ -3706,7 +3519,7 @@
     </w:p>
     <w:p>
       <w:pPr>
-        <w:pStyle w:val="ListParagraph"/>
+        <w:pStyle w:val="a4"/>
         <w:numPr>
           <w:ilvl w:val="0"/>
           <w:numId w:val="2"/>
@@ -3719,7 +3532,7 @@
     </w:p>
     <w:p>
       <w:pPr>
-        <w:pStyle w:val="ListParagraph"/>
+        <w:pStyle w:val="a4"/>
         <w:numPr>
           <w:ilvl w:val="0"/>
           <w:numId w:val="2"/>
@@ -3733,7 +3546,7 @@
     </w:p>
     <w:p>
       <w:pPr>
-        <w:pStyle w:val="ListParagraph"/>
+        <w:pStyle w:val="a4"/>
         <w:numPr>
           <w:ilvl w:val="0"/>
           <w:numId w:val="2"/>
@@ -3756,7 +3569,7 @@
     </w:p>
     <w:p>
       <w:pPr>
-        <w:pStyle w:val="Heading3"/>
+        <w:pStyle w:val="3"/>
       </w:pPr>
       <w:r>
         <w:t>transactions — Transaction history</w:t>
@@ -3764,7 +3577,7 @@
     </w:p>
     <w:p>
       <w:pPr>
-        <w:pStyle w:val="ListParagraph"/>
+        <w:pStyle w:val="a4"/>
         <w:numPr>
           <w:ilvl w:val="0"/>
           <w:numId w:val="2"/>
@@ -3777,7 +3590,7 @@
     </w:p>
     <w:p>
       <w:pPr>
-        <w:pStyle w:val="ListParagraph"/>
+        <w:pStyle w:val="a4"/>
         <w:numPr>
           <w:ilvl w:val="0"/>
           <w:numId w:val="2"/>
@@ -3795,7 +3608,7 @@
     </w:p>
     <w:p>
       <w:pPr>
-        <w:pStyle w:val="ListParagraph"/>
+        <w:pStyle w:val="a4"/>
         <w:numPr>
           <w:ilvl w:val="0"/>
           <w:numId w:val="2"/>
@@ -3808,7 +3621,7 @@
     </w:p>
     <w:p>
       <w:pPr>
-        <w:pStyle w:val="ListParagraph"/>
+        <w:pStyle w:val="a4"/>
         <w:numPr>
           <w:ilvl w:val="0"/>
           <w:numId w:val="2"/>
@@ -3821,7 +3634,7 @@
     </w:p>
     <w:p>
       <w:pPr>
-        <w:pStyle w:val="ListParagraph"/>
+        <w:pStyle w:val="a4"/>
         <w:numPr>
           <w:ilvl w:val="0"/>
           <w:numId w:val="2"/>
@@ -3839,7 +3652,7 @@
     </w:p>
     <w:p>
       <w:pPr>
-        <w:pStyle w:val="ListParagraph"/>
+        <w:pStyle w:val="a4"/>
         <w:numPr>
           <w:ilvl w:val="0"/>
           <w:numId w:val="2"/>
@@ -3852,25 +3665,20 @@
     </w:p>
     <w:p>
       <w:pPr>
-        <w:pStyle w:val="ListParagraph"/>
-        <w:numPr>
-          <w:ilvl w:val="0"/>
-          <w:numId w:val="2"/>
-        </w:numPr>
-        <w:spacing w:before="60" w:after="60"/>
-      </w:pPr>
-      <w:proofErr w:type="gramStart"/>
-      <w:r>
-        <w:t>timestamp —</w:t>
-      </w:r>
-      <w:proofErr w:type="gramEnd"/>
-      <w:r>
-        <w:t xml:space="preserve"> TEXT — ISO datetime of transaction</w:t>
-      </w:r>
-    </w:p>
-    <w:p>
-      <w:pPr>
-        <w:pStyle w:val="ListParagraph"/>
+        <w:pStyle w:val="a4"/>
+        <w:numPr>
+          <w:ilvl w:val="0"/>
+          <w:numId w:val="2"/>
+        </w:numPr>
+        <w:spacing w:before="60" w:after="60"/>
+      </w:pPr>
+      <w:r>
+        <w:t>timestamp — TEXT — ISO datetime of transaction</w:t>
+      </w:r>
+    </w:p>
+    <w:p>
+      <w:pPr>
+        <w:pStyle w:val="a4"/>
         <w:numPr>
           <w:ilvl w:val="0"/>
           <w:numId w:val="2"/>
@@ -3893,7 +3701,7 @@
     </w:p>
     <w:p>
       <w:pPr>
-        <w:pStyle w:val="Heading3"/>
+        <w:pStyle w:val="3"/>
       </w:pPr>
       <w:r>
         <w:t>goals — Savings goals</w:t>
@@ -3901,7 +3709,7 @@
     </w:p>
     <w:p>
       <w:pPr>
-        <w:pStyle w:val="ListParagraph"/>
+        <w:pStyle w:val="a4"/>
         <w:numPr>
           <w:ilvl w:val="0"/>
           <w:numId w:val="2"/>
@@ -3914,7 +3722,7 @@
     </w:p>
     <w:p>
       <w:pPr>
-        <w:pStyle w:val="ListParagraph"/>
+        <w:pStyle w:val="a4"/>
         <w:numPr>
           <w:ilvl w:val="0"/>
           <w:numId w:val="2"/>
@@ -3932,7 +3740,7 @@
     </w:p>
     <w:p>
       <w:pPr>
-        <w:pStyle w:val="ListParagraph"/>
+        <w:pStyle w:val="a4"/>
         <w:numPr>
           <w:ilvl w:val="0"/>
           <w:numId w:val="2"/>
@@ -3945,7 +3753,7 @@
     </w:p>
     <w:p>
       <w:pPr>
-        <w:pStyle w:val="ListParagraph"/>
+        <w:pStyle w:val="a4"/>
         <w:numPr>
           <w:ilvl w:val="0"/>
           <w:numId w:val="2"/>
@@ -3958,7 +3766,7 @@
     </w:p>
     <w:p>
       <w:pPr>
-        <w:pStyle w:val="ListParagraph"/>
+        <w:pStyle w:val="a4"/>
         <w:numPr>
           <w:ilvl w:val="0"/>
           <w:numId w:val="2"/>
@@ -3971,7 +3779,7 @@
     </w:p>
     <w:p>
       <w:pPr>
-        <w:pStyle w:val="ListParagraph"/>
+        <w:pStyle w:val="a4"/>
         <w:numPr>
           <w:ilvl w:val="0"/>
           <w:numId w:val="2"/>
@@ -3984,7 +3792,7 @@
     </w:p>
     <w:p>
       <w:pPr>
-        <w:pStyle w:val="ListParagraph"/>
+        <w:pStyle w:val="a4"/>
         <w:numPr>
           <w:ilvl w:val="0"/>
           <w:numId w:val="2"/>
@@ -4002,7 +3810,7 @@
     </w:p>
     <w:p>
       <w:pPr>
-        <w:pStyle w:val="Heading3"/>
+        <w:pStyle w:val="3"/>
       </w:pPr>
       <w:proofErr w:type="spellStart"/>
       <w:r>
@@ -4015,7 +3823,7 @@
     </w:p>
     <w:p>
       <w:pPr>
-        <w:pStyle w:val="ListParagraph"/>
+        <w:pStyle w:val="a4"/>
         <w:numPr>
           <w:ilvl w:val="0"/>
           <w:numId w:val="2"/>
@@ -4028,7 +3836,7 @@
     </w:p>
     <w:p>
       <w:pPr>
-        <w:pStyle w:val="ListParagraph"/>
+        <w:pStyle w:val="a4"/>
         <w:numPr>
           <w:ilvl w:val="0"/>
           <w:numId w:val="2"/>
@@ -4046,7 +3854,7 @@
     </w:p>
     <w:p>
       <w:pPr>
-        <w:pStyle w:val="ListParagraph"/>
+        <w:pStyle w:val="a4"/>
         <w:numPr>
           <w:ilvl w:val="0"/>
           <w:numId w:val="2"/>
@@ -4059,7 +3867,7 @@
     </w:p>
     <w:p>
       <w:pPr>
-        <w:pStyle w:val="ListParagraph"/>
+        <w:pStyle w:val="a4"/>
         <w:numPr>
           <w:ilvl w:val="0"/>
           <w:numId w:val="2"/>
@@ -4072,7 +3880,7 @@
     </w:p>
     <w:p>
       <w:pPr>
-        <w:pStyle w:val="ListParagraph"/>
+        <w:pStyle w:val="a4"/>
         <w:numPr>
           <w:ilvl w:val="0"/>
           <w:numId w:val="2"/>
@@ -4090,7 +3898,7 @@
     </w:p>
     <w:p>
       <w:pPr>
-        <w:pStyle w:val="Heading3"/>
+        <w:pStyle w:val="3"/>
       </w:pPr>
       <w:proofErr w:type="spellStart"/>
       <w:r>
@@ -4103,7 +3911,7 @@
     </w:p>
     <w:p>
       <w:pPr>
-        <w:pStyle w:val="ListParagraph"/>
+        <w:pStyle w:val="a4"/>
         <w:numPr>
           <w:ilvl w:val="0"/>
           <w:numId w:val="2"/>
@@ -4121,7 +3929,7 @@
     </w:p>
     <w:p>
       <w:pPr>
-        <w:pStyle w:val="ListParagraph"/>
+        <w:pStyle w:val="a4"/>
         <w:numPr>
           <w:ilvl w:val="0"/>
           <w:numId w:val="2"/>
@@ -4134,7 +3942,7 @@
     </w:p>
     <w:p>
       <w:pPr>
-        <w:pStyle w:val="ListParagraph"/>
+        <w:pStyle w:val="a4"/>
         <w:numPr>
           <w:ilvl w:val="0"/>
           <w:numId w:val="2"/>
@@ -4160,7 +3968,7 @@
     </w:p>
     <w:p>
       <w:pPr>
-        <w:pStyle w:val="ListParagraph"/>
+        <w:pStyle w:val="a4"/>
         <w:numPr>
           <w:ilvl w:val="0"/>
           <w:numId w:val="2"/>
@@ -4178,7 +3986,7 @@
     </w:p>
     <w:p>
       <w:pPr>
-        <w:pStyle w:val="ListParagraph"/>
+        <w:pStyle w:val="a4"/>
         <w:numPr>
           <w:ilvl w:val="0"/>
           <w:numId w:val="2"/>
@@ -4196,7 +4004,7 @@
     </w:p>
     <w:p>
       <w:pPr>
-        <w:pStyle w:val="ListParagraph"/>
+        <w:pStyle w:val="a4"/>
         <w:numPr>
           <w:ilvl w:val="0"/>
           <w:numId w:val="2"/>
@@ -4214,7 +4022,7 @@
     </w:p>
     <w:p>
       <w:pPr>
-        <w:pStyle w:val="Heading3"/>
+        <w:pStyle w:val="3"/>
       </w:pPr>
       <w:proofErr w:type="spellStart"/>
       <w:r>
@@ -4228,7 +4036,7 @@
     </w:p>
     <w:p>
       <w:pPr>
-        <w:pStyle w:val="ListParagraph"/>
+        <w:pStyle w:val="a4"/>
         <w:numPr>
           <w:ilvl w:val="0"/>
           <w:numId w:val="2"/>
@@ -4249,7 +4057,7 @@
     </w:p>
     <w:p>
       <w:pPr>
-        <w:pStyle w:val="ListParagraph"/>
+        <w:pStyle w:val="a4"/>
         <w:numPr>
           <w:ilvl w:val="0"/>
           <w:numId w:val="2"/>
@@ -4267,7 +4075,7 @@
     </w:p>
     <w:p>
       <w:pPr>
-        <w:pStyle w:val="ListParagraph"/>
+        <w:pStyle w:val="a4"/>
         <w:numPr>
           <w:ilvl w:val="0"/>
           <w:numId w:val="2"/>
@@ -4285,7 +4093,7 @@
     </w:p>
     <w:p>
       <w:pPr>
-        <w:pStyle w:val="ListParagraph"/>
+        <w:pStyle w:val="a4"/>
         <w:numPr>
           <w:ilvl w:val="0"/>
           <w:numId w:val="2"/>
@@ -4303,21 +4111,16 @@
     </w:p>
     <w:p>
       <w:pPr>
-        <w:pStyle w:val="ListParagraph"/>
-        <w:numPr>
-          <w:ilvl w:val="0"/>
-          <w:numId w:val="2"/>
-        </w:numPr>
-        <w:spacing w:before="60" w:after="60"/>
-      </w:pPr>
-      <w:proofErr w:type="spellStart"/>
-      <w:proofErr w:type="gramStart"/>
-      <w:r>
-        <w:t>last</w:t>
-      </w:r>
-      <w:proofErr w:type="gramEnd"/>
-      <w:r>
-        <w:t>_location</w:t>
+        <w:pStyle w:val="a4"/>
+        <w:numPr>
+          <w:ilvl w:val="0"/>
+          <w:numId w:val="2"/>
+        </w:numPr>
+        <w:spacing w:before="60" w:after="60"/>
+      </w:pPr>
+      <w:proofErr w:type="spellStart"/>
+      <w:r>
+        <w:t>last_location</w:t>
       </w:r>
       <w:proofErr w:type="spellEnd"/>
       <w:r>
@@ -4347,7 +4150,7 @@
     </w:p>
     <w:p>
       <w:pPr>
-        <w:pStyle w:val="Heading3"/>
+        <w:pStyle w:val="3"/>
       </w:pPr>
       <w:proofErr w:type="spellStart"/>
       <w:r>
@@ -4360,7 +4163,7 @@
     </w:p>
     <w:p>
       <w:pPr>
-        <w:pStyle w:val="ListParagraph"/>
+        <w:pStyle w:val="a4"/>
         <w:numPr>
           <w:ilvl w:val="0"/>
           <w:numId w:val="2"/>
@@ -4378,7 +4181,7 @@
     </w:p>
     <w:p>
       <w:pPr>
-        <w:pStyle w:val="ListParagraph"/>
+        <w:pStyle w:val="a4"/>
         <w:numPr>
           <w:ilvl w:val="0"/>
           <w:numId w:val="2"/>
@@ -4396,7 +4199,7 @@
     </w:p>
     <w:p>
       <w:pPr>
-        <w:pStyle w:val="ListParagraph"/>
+        <w:pStyle w:val="a4"/>
         <w:numPr>
           <w:ilvl w:val="0"/>
           <w:numId w:val="2"/>
@@ -4414,7 +4217,7 @@
     </w:p>
     <w:p>
       <w:pPr>
-        <w:pStyle w:val="ListParagraph"/>
+        <w:pStyle w:val="a4"/>
         <w:numPr>
           <w:ilvl w:val="0"/>
           <w:numId w:val="2"/>
@@ -4432,7 +4235,7 @@
     </w:p>
     <w:p>
       <w:pPr>
-        <w:pStyle w:val="Heading3"/>
+        <w:pStyle w:val="3"/>
       </w:pPr>
       <w:proofErr w:type="spellStart"/>
       <w:r>
@@ -4445,7 +4248,7 @@
     </w:p>
     <w:p>
       <w:pPr>
-        <w:pStyle w:val="ListParagraph"/>
+        <w:pStyle w:val="a4"/>
         <w:numPr>
           <w:ilvl w:val="0"/>
           <w:numId w:val="2"/>
@@ -4462,7 +4265,10 @@
       </w:r>
       <w:proofErr w:type="spellStart"/>
       <w:r>
-        <w:t>NataConnect</w:t>
+        <w:t>Nata</w:t>
+      </w:r>
+      <w:r>
+        <w:t>CONNECT</w:t>
       </w:r>
       <w:proofErr w:type="spellEnd"/>
       <w:r>
@@ -4471,7 +4277,7 @@
     </w:p>
     <w:p>
       <w:pPr>
-        <w:pStyle w:val="ListParagraph"/>
+        <w:pStyle w:val="a4"/>
         <w:numPr>
           <w:ilvl w:val="0"/>
           <w:numId w:val="2"/>
@@ -4497,15 +4303,21 @@
     </w:p>
     <w:p>
       <w:pPr>
-        <w:pStyle w:val="Heading1"/>
-      </w:pPr>
-      <w:r>
-        <w:t>6. Connecting the App to Your Pi</w:t>
-      </w:r>
-    </w:p>
-    <w:p>
-      <w:pPr>
-        <w:pStyle w:val="Heading2"/>
+        <w:pStyle w:val="1"/>
+      </w:pPr>
+      <w:r>
+        <w:t xml:space="preserve">6. </w:t>
+      </w:r>
+      <w:r>
+        <w:t>Connect</w:t>
+      </w:r>
+      <w:r>
+        <w:t>ing the App to Your Pi</w:t>
+      </w:r>
+    </w:p>
+    <w:p>
+      <w:pPr>
+        <w:pStyle w:val="2"/>
       </w:pPr>
       <w:r>
         <w:t>Step 1 — Find your Pi's IP address</w:t>
@@ -4557,7 +4369,7 @@
     </w:p>
     <w:p>
       <w:pPr>
-        <w:pStyle w:val="Heading2"/>
+        <w:pStyle w:val="2"/>
       </w:pPr>
       <w:r>
         <w:t>Step 2 — Test the connection</w:t>
@@ -4601,7 +4413,7 @@
     </w:p>
     <w:p>
       <w:pPr>
-        <w:pStyle w:val="Heading2"/>
+        <w:pStyle w:val="2"/>
       </w:pPr>
       <w:r>
         <w:t>Step 3 — Configure the app</w:t>
@@ -4616,7 +4428,10 @@
       </w:r>
       <w:proofErr w:type="spellStart"/>
       <w:r>
-        <w:t>NataConnect</w:t>
+        <w:t>Nata</w:t>
+      </w:r>
+      <w:r>
+        <w:t>CONNECT</w:t>
       </w:r>
       <w:proofErr w:type="spellEnd"/>
       <w:r>
@@ -4677,7 +4492,7 @@
     </w:p>
     <w:p>
       <w:pPr>
-        <w:pStyle w:val="Heading2"/>
+        <w:pStyle w:val="2"/>
       </w:pPr>
       <w:r>
         <w:t>Step 4 — Run the app</w:t>
@@ -4769,12 +4584,6 @@
         <w:gridCol w:w="9360"/>
       </w:tblGrid>
       <w:tr>
-        <w:tblPrEx>
-          <w:tblCellMar>
-            <w:top w:w="0" w:type="dxa"/>
-            <w:bottom w:w="0" w:type="dxa"/>
-          </w:tblCellMar>
-        </w:tblPrEx>
         <w:tc>
           <w:tcPr>
             <w:tcW w:w="9360" w:type="dxa"/>
@@ -4819,7 +4628,13 @@
               <w:rPr>
                 <w:color w:val="065F46"/>
               </w:rPr>
-              <w:t>NataConnect</w:t>
+              <w:t>Nata</w:t>
+            </w:r>
+            <w:r>
+              <w:rPr>
+                <w:color w:val="065F46"/>
+              </w:rPr>
+              <w:t>CONNECT</w:t>
             </w:r>
             <w:proofErr w:type="spellEnd"/>
             <w:r>
@@ -4842,7 +4657,7 @@
     </w:p>
     <w:p>
       <w:pPr>
-        <w:pStyle w:val="Heading1"/>
+        <w:pStyle w:val="1"/>
       </w:pPr>
       <w:r>
         <w:t>7. Configuring API Keys in the App</w:t>
@@ -4854,7 +4669,10 @@
       </w:pPr>
       <w:proofErr w:type="spellStart"/>
       <w:r>
-        <w:t>NataConnect</w:t>
+        <w:t>Nata</w:t>
+      </w:r>
+      <w:r>
+        <w:t>CONNECT</w:t>
       </w:r>
       <w:proofErr w:type="spellEnd"/>
       <w:r>
@@ -4881,7 +4699,7 @@
     </w:p>
     <w:p>
       <w:pPr>
-        <w:pStyle w:val="Heading2"/>
+        <w:pStyle w:val="2"/>
       </w:pPr>
       <w:proofErr w:type="spellStart"/>
       <w:r>
@@ -4889,12 +4707,18 @@
       </w:r>
       <w:proofErr w:type="spellEnd"/>
       <w:r>
-        <w:t xml:space="preserve"> AI (Anthropic Claude)</w:t>
-      </w:r>
-    </w:p>
-    <w:p>
-      <w:pPr>
-        <w:pStyle w:val="ListParagraph"/>
+        <w:t xml:space="preserve"> AI (</w:t>
+      </w:r>
+      <w:r>
+        <w:t>Fireworks AI</w:t>
+      </w:r>
+      <w:r>
+        <w:t>)</w:t>
+      </w:r>
+    </w:p>
+    <w:p>
+      <w:pPr>
+        <w:pStyle w:val="a4"/>
         <w:numPr>
           <w:ilvl w:val="0"/>
           <w:numId w:val="3"/>
@@ -4902,12 +4726,15 @@
         <w:spacing w:before="60" w:after="60"/>
       </w:pPr>
       <w:r>
-        <w:t>Get your API key from console.anthropic.com</w:t>
-      </w:r>
-    </w:p>
-    <w:p>
-      <w:pPr>
-        <w:pStyle w:val="ListParagraph"/>
+        <w:t xml:space="preserve">Get your API key from </w:t>
+      </w:r>
+      <w:r>
+        <w:t>app.fireworks.ai</w:t>
+      </w:r>
+    </w:p>
+    <w:p>
+      <w:pPr>
+        <w:pStyle w:val="a4"/>
         <w:numPr>
           <w:ilvl w:val="0"/>
           <w:numId w:val="3"/>
@@ -4915,12 +4742,18 @@
         <w:spacing w:before="60" w:after="60"/>
       </w:pPr>
       <w:r>
-        <w:t>In Settings &gt; AI Configuration, select "Anthropic (Claude)"</w:t>
-      </w:r>
-    </w:p>
-    <w:p>
-      <w:pPr>
-        <w:pStyle w:val="ListParagraph"/>
+        <w:t>In Settings &gt; AI Configuration, select "</w:t>
+      </w:r>
+      <w:r>
+        <w:t>Fireworks AI</w:t>
+      </w:r>
+      <w:r>
+        <w:t>"</w:t>
+      </w:r>
+    </w:p>
+    <w:p>
+      <w:pPr>
+        <w:pStyle w:val="a4"/>
         <w:numPr>
           <w:ilvl w:val="0"/>
           <w:numId w:val="3"/>
@@ -4933,7 +4766,7 @@
     </w:p>
     <w:p>
       <w:pPr>
-        <w:pStyle w:val="ListParagraph"/>
+        <w:pStyle w:val="a4"/>
         <w:numPr>
           <w:ilvl w:val="0"/>
           <w:numId w:val="3"/>
@@ -4941,12 +4774,18 @@
         <w:spacing w:before="60" w:after="60"/>
       </w:pPr>
       <w:r>
-        <w:t>Select model: claude-sonnet-4-6 (recommended) or claude-opus-4-6</w:t>
-      </w:r>
-    </w:p>
-    <w:p>
-      <w:pPr>
-        <w:pStyle w:val="ListParagraph"/>
+        <w:t xml:space="preserve">Select model: </w:t>
+      </w:r>
+      <w:r>
+        <w:t>llama-v3p3-70b-instruct</w:t>
+      </w:r>
+      <w:r>
+        <w:t xml:space="preserve"> (recommended)</w:t>
+      </w:r>
+    </w:p>
+    <w:p>
+      <w:pPr>
+        <w:pStyle w:val="a4"/>
         <w:numPr>
           <w:ilvl w:val="0"/>
           <w:numId w:val="3"/>
@@ -4954,12 +4793,18 @@
         <w:spacing w:before="60" w:after="60"/>
       </w:pPr>
       <w:r>
-        <w:t>Click Test Connection — you should see a green checkmark</w:t>
-      </w:r>
-    </w:p>
-    <w:p>
-      <w:pPr>
-        <w:pStyle w:val="ListParagraph"/>
+        <w:t xml:space="preserve">Click Test </w:t>
+      </w:r>
+      <w:r>
+        <w:t>Connection</w:t>
+      </w:r>
+      <w:r>
+        <w:t xml:space="preserve"> — you should see a green checkmark</w:t>
+      </w:r>
+    </w:p>
+    <w:p>
+      <w:pPr>
+        <w:pStyle w:val="a4"/>
         <w:numPr>
           <w:ilvl w:val="0"/>
           <w:numId w:val="3"/>
@@ -4968,6 +4813,172 @@
       </w:pPr>
       <w:r>
         <w:t>Click Save</w:t>
+      </w:r>
+    </w:p>
+    <w:p>
+      <w:pPr>
+        <w:spacing w:before="100" w:after="100"/>
+      </w:pPr>
+    </w:p>
+    <w:p>
+      <w:pPr>
+        <w:pStyle w:val="2"/>
+      </w:pPr>
+      <w:r>
+        <w:t xml:space="preserve">Running Local AI on Your Pi with </w:t>
+      </w:r>
+      <w:proofErr w:type="spellStart"/>
+      <w:r>
+        <w:t>Ollama</w:t>
+      </w:r>
+      <w:proofErr w:type="spellEnd"/>
+    </w:p>
+    <w:p>
+      <w:pPr>
+        <w:spacing w:before="100" w:after="100"/>
+      </w:pPr>
+      <w:r>
+        <w:t>For complete privacy with no API costs:</w:t>
+      </w:r>
+    </w:p>
+    <w:p>
+      <w:pPr>
+        <w:spacing w:before="80" w:after="80"/>
+        <w:ind w:left="720"/>
+      </w:pPr>
+      <w:r>
+        <w:rPr>
+          <w:rFonts w:ascii="Courier New" w:eastAsia="Courier New" w:hAnsi="Courier New" w:cs="Courier New"/>
+          <w:color w:val="0F172A"/>
+          <w:sz w:val="20"/>
+          <w:szCs w:val="20"/>
+        </w:rPr>
+        <w:t>curl -</w:t>
+      </w:r>
+      <w:proofErr w:type="spellStart"/>
+      <w:r>
+        <w:rPr>
+          <w:rFonts w:ascii="Courier New" w:eastAsia="Courier New" w:hAnsi="Courier New" w:cs="Courier New"/>
+          <w:color w:val="0F172A"/>
+          <w:sz w:val="20"/>
+          <w:szCs w:val="20"/>
+        </w:rPr>
+        <w:t>fsSL</w:t>
+      </w:r>
+      <w:proofErr w:type="spellEnd"/>
+      <w:r>
+        <w:rPr>
+          <w:rFonts w:ascii="Courier New" w:eastAsia="Courier New" w:hAnsi="Courier New" w:cs="Courier New"/>
+          <w:color w:val="0F172A"/>
+          <w:sz w:val="20"/>
+          <w:szCs w:val="20"/>
+        </w:rPr>
+        <w:t xml:space="preserve"> https://ollama.com/install.sh | </w:t>
+      </w:r>
+      <w:proofErr w:type="spellStart"/>
+      <w:r>
+        <w:rPr>
+          <w:rFonts w:ascii="Courier New" w:eastAsia="Courier New" w:hAnsi="Courier New" w:cs="Courier New"/>
+          <w:color w:val="0F172A"/>
+          <w:sz w:val="20"/>
+          <w:szCs w:val="20"/>
+        </w:rPr>
+        <w:t>sh</w:t>
+      </w:r>
+      <w:proofErr w:type="spellEnd"/>
+    </w:p>
+    <w:p>
+      <w:pPr>
+        <w:spacing w:before="80" w:after="80"/>
+        <w:ind w:left="720"/>
+      </w:pPr>
+      <w:proofErr w:type="spellStart"/>
+      <w:r>
+        <w:rPr>
+          <w:rFonts w:ascii="Courier New" w:eastAsia="Courier New" w:hAnsi="Courier New" w:cs="Courier New"/>
+          <w:color w:val="0F172A"/>
+          <w:sz w:val="20"/>
+          <w:szCs w:val="20"/>
+        </w:rPr>
+        <w:t>ollama</w:t>
+      </w:r>
+      <w:proofErr w:type="spellEnd"/>
+      <w:r>
+        <w:rPr>
+          <w:rFonts w:ascii="Courier New" w:eastAsia="Courier New" w:hAnsi="Courier New" w:cs="Courier New"/>
+          <w:color w:val="0F172A"/>
+          <w:sz w:val="20"/>
+          <w:szCs w:val="20"/>
+        </w:rPr>
+        <w:t xml:space="preserve"> pull llama3</w:t>
+      </w:r>
+    </w:p>
+    <w:p>
+      <w:pPr>
+        <w:spacing w:before="100" w:after="100"/>
+      </w:pPr>
+      <w:r>
+        <w:t>In Settings &gt; AI Configuration:</w:t>
+      </w:r>
+    </w:p>
+    <w:p>
+      <w:pPr>
+        <w:pStyle w:val="a4"/>
+        <w:numPr>
+          <w:ilvl w:val="0"/>
+          <w:numId w:val="2"/>
+        </w:numPr>
+        <w:spacing w:before="60" w:after="60"/>
+      </w:pPr>
+      <w:r>
+        <w:t xml:space="preserve">Provider: </w:t>
+      </w:r>
+      <w:proofErr w:type="spellStart"/>
+      <w:r>
+        <w:t>Ollama</w:t>
+      </w:r>
+      <w:proofErr w:type="spellEnd"/>
+      <w:r>
+        <w:t xml:space="preserve"> (Local)</w:t>
+      </w:r>
+    </w:p>
+    <w:p>
+      <w:pPr>
+        <w:pStyle w:val="a4"/>
+        <w:numPr>
+          <w:ilvl w:val="0"/>
+          <w:numId w:val="2"/>
+        </w:numPr>
+        <w:spacing w:before="60" w:after="60"/>
+      </w:pPr>
+      <w:r>
+        <w:t>Endpoint: http://[YOUR_PI_IP]:11434/api/chat</w:t>
+      </w:r>
+    </w:p>
+    <w:p>
+      <w:pPr>
+        <w:pStyle w:val="a4"/>
+        <w:numPr>
+          <w:ilvl w:val="0"/>
+          <w:numId w:val="2"/>
+        </w:numPr>
+        <w:spacing w:before="60" w:after="60"/>
+      </w:pPr>
+      <w:r>
+        <w:t>Model: llama3</w:t>
+      </w:r>
+    </w:p>
+    <w:p>
+      <w:pPr>
+        <w:pStyle w:val="a4"/>
+        <w:numPr>
+          <w:ilvl w:val="0"/>
+          <w:numId w:val="2"/>
+        </w:numPr>
+        <w:spacing w:before="60" w:after="60"/>
+      </w:pPr>
+      <w:r>
+        <w:t>API Key: (leave empty)</w:t>
       </w:r>
     </w:p>
     <w:p>
@@ -4996,12 +5007,6 @@
         <w:gridCol w:w="9360"/>
       </w:tblGrid>
       <w:tr>
-        <w:tblPrEx>
-          <w:tblCellMar>
-            <w:top w:w="0" w:type="dxa"/>
-            <w:bottom w:w="0" w:type="dxa"/>
-          </w:tblCellMar>
-        </w:tblPrEx>
         <w:tc>
           <w:tcPr>
             <w:tcW w:w="9360" w:type="dxa"/>
@@ -5011,7 +5016,7 @@
               <w:bottom w:val="single" w:sz="1" w:space="0" w:color="CCCCCC"/>
               <w:right w:val="single" w:sz="1" w:space="0" w:color="CCCCCC"/>
             </w:tcBorders>
-            <w:shd w:val="clear" w:color="auto" w:fill="DBEAFE"/>
+            <w:shd w:val="clear" w:color="auto" w:fill="D1FAE5"/>
             <w:tcMar>
               <w:top w:w="120" w:type="dxa"/>
               <w:left w:w="180" w:type="dxa"/>
@@ -5020,33 +5025,27 @@
             </w:tcMar>
           </w:tcPr>
           <w:p>
+            <w:proofErr w:type="gramStart"/>
             <w:r>
               <w:rPr>
                 <w:b/>
                 <w:bCs/>
-                <w:color w:val="1E40AF"/>
-              </w:rPr>
-              <w:t xml:space="preserve">Alternative: </w:t>
-            </w:r>
-            <w:r>
-              <w:rPr>
-                <w:color w:val="1E3A8A"/>
-              </w:rPr>
-              <w:t xml:space="preserve">You can use OpenAI (GPT-4o) or run a local AI model on your Pi using </w:t>
-            </w:r>
-            <w:proofErr w:type="spellStart"/>
-            <w:r>
-              <w:rPr>
-                <w:color w:val="1E3A8A"/>
-              </w:rPr>
-              <w:t>Ollama</w:t>
-            </w:r>
-            <w:proofErr w:type="spellEnd"/>
-            <w:r>
-              <w:rPr>
-                <w:color w:val="1E3A8A"/>
-              </w:rPr>
-              <w:t xml:space="preserve"> — completely offline, zero API costs.</w:t>
+              </w:rPr>
+              <w:lastRenderedPageBreak/>
+              <w:t xml:space="preserve">✅  </w:t>
+            </w:r>
+            <w:r>
+              <w:rPr>
+                <w:color w:val="065F46"/>
+              </w:rPr>
+              <w:t>With</w:t>
+            </w:r>
+            <w:proofErr w:type="gramEnd"/>
+            <w:r>
+              <w:rPr>
+                <w:color w:val="065F46"/>
+              </w:rPr>
+              <w:t xml:space="preserve"> Ollama, your AI runs entirely on your Pi. No internet required. No API costs. Complete privacy.</w:t>
             </w:r>
           </w:p>
         </w:tc>
@@ -5059,164 +5058,123 @@
     </w:p>
     <w:p>
       <w:pPr>
-        <w:pStyle w:val="Heading2"/>
-      </w:pPr>
-      <w:r>
-        <w:t xml:space="preserve">Running Local AI on Your Pi with </w:t>
-      </w:r>
-      <w:proofErr w:type="spellStart"/>
-      <w:r>
-        <w:t>Ollama</w:t>
-      </w:r>
-      <w:proofErr w:type="spellEnd"/>
-    </w:p>
-    <w:p>
-      <w:pPr>
-        <w:spacing w:before="100" w:after="100"/>
-      </w:pPr>
-      <w:r>
-        <w:t>For complete privacy with no API costs:</w:t>
-      </w:r>
-    </w:p>
-    <w:p>
-      <w:pPr>
-        <w:spacing w:before="80" w:after="80"/>
-        <w:ind w:left="720"/>
-      </w:pPr>
-      <w:r>
-        <w:rPr>
-          <w:rFonts w:ascii="Courier New" w:eastAsia="Courier New" w:hAnsi="Courier New" w:cs="Courier New"/>
-          <w:color w:val="0F172A"/>
-          <w:sz w:val="20"/>
-          <w:szCs w:val="20"/>
-        </w:rPr>
-        <w:t>curl -</w:t>
-      </w:r>
-      <w:proofErr w:type="spellStart"/>
-      <w:r>
-        <w:rPr>
-          <w:rFonts w:ascii="Courier New" w:eastAsia="Courier New" w:hAnsi="Courier New" w:cs="Courier New"/>
-          <w:color w:val="0F172A"/>
-          <w:sz w:val="20"/>
-          <w:szCs w:val="20"/>
-        </w:rPr>
-        <w:t>fsSL</w:t>
-      </w:r>
-      <w:proofErr w:type="spellEnd"/>
-      <w:r>
-        <w:rPr>
-          <w:rFonts w:ascii="Courier New" w:eastAsia="Courier New" w:hAnsi="Courier New" w:cs="Courier New"/>
-          <w:color w:val="0F172A"/>
-          <w:sz w:val="20"/>
-          <w:szCs w:val="20"/>
-        </w:rPr>
-        <w:t xml:space="preserve"> https://ollama.com/install.sh | </w:t>
-      </w:r>
-      <w:proofErr w:type="spellStart"/>
-      <w:r>
-        <w:rPr>
-          <w:rFonts w:ascii="Courier New" w:eastAsia="Courier New" w:hAnsi="Courier New" w:cs="Courier New"/>
-          <w:color w:val="0F172A"/>
-          <w:sz w:val="20"/>
-          <w:szCs w:val="20"/>
-        </w:rPr>
-        <w:t>sh</w:t>
-      </w:r>
-      <w:proofErr w:type="spellEnd"/>
-    </w:p>
-    <w:p>
-      <w:pPr>
-        <w:spacing w:before="80" w:after="80"/>
-        <w:ind w:left="720"/>
-      </w:pPr>
-      <w:proofErr w:type="spellStart"/>
-      <w:r>
-        <w:rPr>
-          <w:rFonts w:ascii="Courier New" w:eastAsia="Courier New" w:hAnsi="Courier New" w:cs="Courier New"/>
-          <w:color w:val="0F172A"/>
-          <w:sz w:val="20"/>
-          <w:szCs w:val="20"/>
-        </w:rPr>
-        <w:t>ollama</w:t>
-      </w:r>
-      <w:proofErr w:type="spellEnd"/>
-      <w:r>
-        <w:rPr>
-          <w:rFonts w:ascii="Courier New" w:eastAsia="Courier New" w:hAnsi="Courier New" w:cs="Courier New"/>
-          <w:color w:val="0F172A"/>
-          <w:sz w:val="20"/>
-          <w:szCs w:val="20"/>
-        </w:rPr>
-        <w:t xml:space="preserve"> pull llama3</w:t>
-      </w:r>
-    </w:p>
-    <w:p>
-      <w:pPr>
-        <w:spacing w:before="100" w:after="100"/>
-      </w:pPr>
-      <w:r>
-        <w:t>In Settings &gt; AI Configuration:</w:t>
-      </w:r>
-    </w:p>
-    <w:p>
-      <w:pPr>
-        <w:pStyle w:val="ListParagraph"/>
-        <w:numPr>
-          <w:ilvl w:val="0"/>
-          <w:numId w:val="2"/>
-        </w:numPr>
-        <w:spacing w:before="60" w:after="60"/>
-      </w:pPr>
-      <w:r>
-        <w:t xml:space="preserve">Provider: </w:t>
-      </w:r>
-      <w:proofErr w:type="spellStart"/>
-      <w:r>
-        <w:t>Ollama</w:t>
-      </w:r>
-      <w:proofErr w:type="spellEnd"/>
-      <w:r>
-        <w:t xml:space="preserve"> (Local)</w:t>
-      </w:r>
-    </w:p>
-    <w:p>
-      <w:pPr>
-        <w:pStyle w:val="ListParagraph"/>
-        <w:numPr>
-          <w:ilvl w:val="0"/>
-          <w:numId w:val="2"/>
-        </w:numPr>
-        <w:spacing w:before="60" w:after="60"/>
-      </w:pPr>
-      <w:r>
-        <w:lastRenderedPageBreak/>
-        <w:t>Endpoint: http://[YOUR_PI_IP]:11434/api/chat</w:t>
-      </w:r>
-    </w:p>
-    <w:p>
-      <w:pPr>
-        <w:pStyle w:val="ListParagraph"/>
-        <w:numPr>
-          <w:ilvl w:val="0"/>
-          <w:numId w:val="2"/>
-        </w:numPr>
-        <w:spacing w:before="60" w:after="60"/>
-      </w:pPr>
-      <w:r>
-        <w:t>Model: llama3</w:t>
-      </w:r>
-    </w:p>
-    <w:p>
-      <w:pPr>
-        <w:pStyle w:val="ListParagraph"/>
-        <w:numPr>
-          <w:ilvl w:val="0"/>
-          <w:numId w:val="2"/>
-        </w:numPr>
-        <w:spacing w:before="60" w:after="60"/>
-      </w:pPr>
-      <w:r>
-        <w:t>API Key: (leave empty)</w:t>
+        <w:pStyle w:val="2"/>
+      </w:pPr>
+      <w:r>
+        <w:t>Market Data (</w:t>
+      </w:r>
+      <w:proofErr w:type="spellStart"/>
+      <w:r>
+        <w:t>Finnhub</w:t>
+      </w:r>
+      <w:proofErr w:type="spellEnd"/>
+      <w:r>
+        <w:t>)</w:t>
+      </w:r>
+    </w:p>
+    <w:p>
+      <w:pPr>
+        <w:pStyle w:val="a4"/>
+        <w:numPr>
+          <w:ilvl w:val="0"/>
+          <w:numId w:val="3"/>
+        </w:numPr>
+        <w:spacing w:before="60" w:after="60"/>
+      </w:pPr>
+      <w:r>
+        <w:t xml:space="preserve">Get free API </w:t>
+      </w:r>
+      <w:proofErr w:type="gramStart"/>
+      <w:r>
+        <w:t>key</w:t>
+      </w:r>
+      <w:proofErr w:type="gramEnd"/>
+      <w:r>
+        <w:t xml:space="preserve"> from finnhub.io</w:t>
+      </w:r>
+    </w:p>
+    <w:p>
+      <w:pPr>
+        <w:pStyle w:val="a4"/>
+        <w:numPr>
+          <w:ilvl w:val="0"/>
+          <w:numId w:val="3"/>
+        </w:numPr>
+        <w:spacing w:before="60" w:after="60"/>
+      </w:pPr>
+      <w:r>
+        <w:t>In Settings &gt; Market Data Configuration</w:t>
+      </w:r>
+    </w:p>
+    <w:p>
+      <w:pPr>
+        <w:pStyle w:val="a4"/>
+        <w:numPr>
+          <w:ilvl w:val="0"/>
+          <w:numId w:val="3"/>
+        </w:numPr>
+        <w:spacing w:before="60" w:after="60"/>
+      </w:pPr>
+      <w:r>
+        <w:t xml:space="preserve">Paste your </w:t>
+      </w:r>
+      <w:proofErr w:type="spellStart"/>
+      <w:r>
+        <w:t>Finnhub</w:t>
+      </w:r>
+      <w:proofErr w:type="spellEnd"/>
+      <w:r>
+        <w:t xml:space="preserve"> API key</w:t>
+      </w:r>
+    </w:p>
+    <w:p>
+      <w:pPr>
+        <w:pStyle w:val="a4"/>
+        <w:numPr>
+          <w:ilvl w:val="0"/>
+          <w:numId w:val="3"/>
+        </w:numPr>
+        <w:spacing w:before="60" w:after="60"/>
+      </w:pPr>
+      <w:r>
+        <w:t xml:space="preserve">Click Test </w:t>
+      </w:r>
+      <w:proofErr w:type="spellStart"/>
+      <w:r>
+        <w:t>CONNECT</w:t>
+      </w:r>
+      <w:r>
+        <w:t>ion</w:t>
+      </w:r>
+      <w:proofErr w:type="spellEnd"/>
+    </w:p>
+    <w:p>
+      <w:pPr>
+        <w:pStyle w:val="a4"/>
+        <w:numPr>
+          <w:ilvl w:val="0"/>
+          <w:numId w:val="3"/>
+        </w:numPr>
+        <w:spacing w:before="60" w:after="60"/>
+      </w:pPr>
+      <w:r>
+        <w:t>Click Save</w:t>
+      </w:r>
+    </w:p>
+    <w:p>
+      <w:pPr>
+        <w:spacing w:before="100" w:after="100"/>
+      </w:pPr>
+      <w:r>
+        <w:t xml:space="preserve">Real stock and crypto prices will now appear </w:t>
+      </w:r>
+      <w:proofErr w:type="gramStart"/>
+      <w:r>
+        <w:t>in</w:t>
+      </w:r>
+      <w:proofErr w:type="gramEnd"/>
+      <w:r>
+        <w:t xml:space="preserve"> the Practice screen.</w:t>
       </w:r>
     </w:p>
     <w:p>
@@ -5245,12 +5203,6 @@
         <w:gridCol w:w="9360"/>
       </w:tblGrid>
       <w:tr>
-        <w:tblPrEx>
-          <w:tblCellMar>
-            <w:top w:w="0" w:type="dxa"/>
-            <w:bottom w:w="0" w:type="dxa"/>
-          </w:tblCellMar>
-        </w:tblPrEx>
         <w:tc>
           <w:tcPr>
             <w:tcW w:w="9360" w:type="dxa"/>
@@ -5260,7 +5212,7 @@
               <w:bottom w:val="single" w:sz="1" w:space="0" w:color="CCCCCC"/>
               <w:right w:val="single" w:sz="1" w:space="0" w:color="CCCCCC"/>
             </w:tcBorders>
-            <w:shd w:val="clear" w:color="auto" w:fill="D1FAE5"/>
+            <w:shd w:val="clear" w:color="auto" w:fill="FEF3C7"/>
             <w:tcMar>
               <w:top w:w="120" w:type="dxa"/>
               <w:left w:w="180" w:type="dxa"/>
@@ -5269,26 +5221,73 @@
             </w:tcMar>
           </w:tcPr>
           <w:p>
-            <w:proofErr w:type="gramStart"/>
             <w:r>
               <w:rPr>
                 <w:b/>
                 <w:bCs/>
               </w:rPr>
-              <w:t xml:space="preserve">✅  </w:t>
-            </w:r>
-            <w:r>
-              <w:rPr>
-                <w:color w:val="065F46"/>
-              </w:rPr>
-              <w:t>With</w:t>
+              <w:t>⚠</w:t>
+            </w:r>
+            <w:proofErr w:type="gramStart"/>
+            <w:r>
+              <w:rPr>
+                <w:b/>
+                <w:bCs/>
+              </w:rPr>
+              <w:t xml:space="preserve">️  </w:t>
+            </w:r>
+            <w:r>
+              <w:rPr>
+                <w:color w:val="92400E"/>
+              </w:rPr>
+              <w:t>Your</w:t>
             </w:r>
             <w:proofErr w:type="gramEnd"/>
             <w:r>
               <w:rPr>
-                <w:color w:val="065F46"/>
-              </w:rPr>
-              <w:t xml:space="preserve"> Ollama, your AI runs entirely on your Pi. No internet required. No API costs. Complete privacy.</w:t>
+                <w:color w:val="92400E"/>
+              </w:rPr>
+              <w:t xml:space="preserve"> bank credentials are never stored by </w:t>
+            </w:r>
+            <w:proofErr w:type="spellStart"/>
+            <w:r>
+              <w:rPr>
+                <w:color w:val="92400E"/>
+              </w:rPr>
+              <w:t>Nata</w:t>
+            </w:r>
+            <w:r>
+              <w:rPr>
+                <w:color w:val="92400E"/>
+              </w:rPr>
+              <w:t>CONNECT</w:t>
+            </w:r>
+            <w:proofErr w:type="spellEnd"/>
+            <w:r>
+              <w:rPr>
+                <w:color w:val="92400E"/>
+              </w:rPr>
+              <w:t xml:space="preserve">. You log in directly on your bank's secure page. </w:t>
+            </w:r>
+            <w:proofErr w:type="spellStart"/>
+            <w:r>
+              <w:rPr>
+                <w:color w:val="92400E"/>
+              </w:rPr>
+              <w:t>Nata</w:t>
+            </w:r>
+            <w:r>
+              <w:rPr>
+                <w:color w:val="92400E"/>
+              </w:rPr>
+              <w:t>CONNECT</w:t>
+            </w:r>
+            <w:proofErr w:type="spellEnd"/>
+            <w:r>
+              <w:rPr>
+                <w:color w:val="92400E"/>
+              </w:rPr>
+              <w:t xml:space="preserve"> only receives read-only transaction data.</w:t>
             </w:r>
           </w:p>
         </w:tc>
@@ -5296,245 +5295,58 @@
     </w:tbl>
     <w:p>
       <w:pPr>
-        <w:spacing w:before="100" w:after="100"/>
-      </w:pPr>
-    </w:p>
-    <w:p>
-      <w:pPr>
-        <w:pStyle w:val="Heading2"/>
-      </w:pPr>
-      <w:r>
-        <w:t>Market Data (</w:t>
-      </w:r>
-      <w:proofErr w:type="spellStart"/>
-      <w:r>
-        <w:t>Finnhub</w:t>
-      </w:r>
-      <w:proofErr w:type="spellEnd"/>
-      <w:r>
-        <w:t>)</w:t>
-      </w:r>
-    </w:p>
-    <w:p>
-      <w:pPr>
-        <w:pStyle w:val="ListParagraph"/>
-        <w:numPr>
-          <w:ilvl w:val="0"/>
-          <w:numId w:val="3"/>
-        </w:numPr>
-        <w:spacing w:before="60" w:after="60"/>
-      </w:pPr>
-      <w:r>
-        <w:t xml:space="preserve">Get free API </w:t>
-      </w:r>
-      <w:proofErr w:type="gramStart"/>
-      <w:r>
-        <w:t>key</w:t>
-      </w:r>
-      <w:proofErr w:type="gramEnd"/>
-      <w:r>
-        <w:t xml:space="preserve"> from finnhub.io</w:t>
-      </w:r>
-    </w:p>
-    <w:p>
-      <w:pPr>
-        <w:pStyle w:val="ListParagraph"/>
-        <w:numPr>
-          <w:ilvl w:val="0"/>
-          <w:numId w:val="3"/>
-        </w:numPr>
-        <w:spacing w:before="60" w:after="60"/>
-      </w:pPr>
-      <w:r>
-        <w:t>In Settings &gt; Market Data Configuration</w:t>
-      </w:r>
-    </w:p>
-    <w:p>
-      <w:pPr>
-        <w:pStyle w:val="ListParagraph"/>
-        <w:numPr>
-          <w:ilvl w:val="0"/>
-          <w:numId w:val="3"/>
-        </w:numPr>
-        <w:spacing w:before="60" w:after="60"/>
-      </w:pPr>
-      <w:r>
-        <w:t xml:space="preserve">Paste your </w:t>
-      </w:r>
-      <w:proofErr w:type="spellStart"/>
-      <w:r>
-        <w:t>Finnhub</w:t>
-      </w:r>
-      <w:proofErr w:type="spellEnd"/>
-      <w:r>
-        <w:t xml:space="preserve"> API key</w:t>
-      </w:r>
-    </w:p>
-    <w:p>
-      <w:pPr>
-        <w:pStyle w:val="ListParagraph"/>
-        <w:numPr>
-          <w:ilvl w:val="0"/>
-          <w:numId w:val="3"/>
-        </w:numPr>
-        <w:spacing w:before="60" w:after="60"/>
-      </w:pPr>
-      <w:r>
-        <w:t>Click Test Connection</w:t>
-      </w:r>
-    </w:p>
-    <w:p>
-      <w:pPr>
-        <w:pStyle w:val="ListParagraph"/>
-        <w:numPr>
-          <w:ilvl w:val="0"/>
-          <w:numId w:val="3"/>
-        </w:numPr>
-        <w:spacing w:before="60" w:after="60"/>
-      </w:pPr>
-      <w:r>
-        <w:t>Click Save</w:t>
-      </w:r>
-    </w:p>
-    <w:p>
-      <w:pPr>
-        <w:spacing w:before="100" w:after="100"/>
-      </w:pPr>
-      <w:r>
-        <w:t xml:space="preserve">Real stock and crypto prices will now appear </w:t>
-      </w:r>
-      <w:proofErr w:type="gramStart"/>
-      <w:r>
-        <w:t>in</w:t>
-      </w:r>
-      <w:proofErr w:type="gramEnd"/>
-      <w:r>
-        <w:t xml:space="preserve"> the Practice screen.</w:t>
-      </w:r>
-    </w:p>
-    <w:p>
-      <w:pPr>
-        <w:spacing w:before="100" w:after="100"/>
-      </w:pPr>
-    </w:p>
-    <w:p>
-      <w:pPr>
-        <w:pStyle w:val="Heading2"/>
-      </w:pPr>
-      <w:r>
-        <w:t>Bank Connection (Tink Open Banking)</w:t>
-      </w:r>
-    </w:p>
-    <w:p>
-      <w:pPr>
-        <w:pStyle w:val="ListParagraph"/>
-        <w:numPr>
-          <w:ilvl w:val="0"/>
-          <w:numId w:val="3"/>
-        </w:numPr>
-        <w:spacing w:before="60" w:after="60"/>
-      </w:pPr>
-      <w:r>
-        <w:t>Create free developer account at developers.tink.com</w:t>
-      </w:r>
-    </w:p>
-    <w:p>
-      <w:pPr>
-        <w:pStyle w:val="ListParagraph"/>
-        <w:numPr>
-          <w:ilvl w:val="0"/>
-          <w:numId w:val="3"/>
-        </w:numPr>
-        <w:spacing w:before="60" w:after="60"/>
-      </w:pPr>
-      <w:r>
-        <w:t>Create a sandbox app and get Client ID and Client Secret</w:t>
-      </w:r>
-    </w:p>
-    <w:p>
-      <w:pPr>
-        <w:pStyle w:val="ListParagraph"/>
-        <w:numPr>
-          <w:ilvl w:val="0"/>
-          <w:numId w:val="3"/>
-        </w:numPr>
-        <w:spacing w:before="60" w:after="60"/>
-      </w:pPr>
-      <w:r>
-        <w:t>In Settings &gt; Bank Connection, enter your credentials</w:t>
-      </w:r>
-    </w:p>
-    <w:p>
-      <w:pPr>
-        <w:pStyle w:val="ListParagraph"/>
-        <w:numPr>
-          <w:ilvl w:val="0"/>
-          <w:numId w:val="3"/>
-        </w:numPr>
-        <w:spacing w:before="60" w:after="60"/>
-      </w:pPr>
-      <w:r>
-        <w:t>Click "Connect Bank"</w:t>
-      </w:r>
-    </w:p>
-    <w:p>
-      <w:pPr>
-        <w:pStyle w:val="ListParagraph"/>
-        <w:numPr>
-          <w:ilvl w:val="0"/>
-          <w:numId w:val="3"/>
-        </w:numPr>
-        <w:spacing w:before="60" w:after="60"/>
-      </w:pPr>
-      <w:r>
-        <w:t>Select your bank from the list</w:t>
-      </w:r>
-    </w:p>
-    <w:p>
-      <w:pPr>
-        <w:pStyle w:val="ListParagraph"/>
-        <w:numPr>
-          <w:ilvl w:val="0"/>
-          <w:numId w:val="3"/>
-        </w:numPr>
-        <w:spacing w:before="60" w:after="60"/>
-      </w:pPr>
-      <w:r>
-        <w:t>Log in to your bank on the secure Tink page</w:t>
-      </w:r>
-    </w:p>
-    <w:p>
-      <w:pPr>
-        <w:pStyle w:val="ListParagraph"/>
-        <w:numPr>
-          <w:ilvl w:val="0"/>
-          <w:numId w:val="3"/>
-        </w:numPr>
-        <w:spacing w:before="60" w:after="60"/>
-      </w:pPr>
-      <w:r>
-        <w:t xml:space="preserve">Return to </w:t>
-      </w:r>
-      <w:proofErr w:type="spellStart"/>
-      <w:r>
-        <w:t>NataConnect</w:t>
-      </w:r>
-      <w:proofErr w:type="spellEnd"/>
-      <w:r>
-        <w:t xml:space="preserve"> and click "Sync"</w:t>
-      </w:r>
-    </w:p>
-    <w:p>
-      <w:pPr>
-        <w:pStyle w:val="ListParagraph"/>
-        <w:numPr>
-          <w:ilvl w:val="0"/>
-          <w:numId w:val="3"/>
-        </w:numPr>
-        <w:spacing w:before="60" w:after="60"/>
-      </w:pPr>
-      <w:r>
-        <w:t>Your real transactions are now stored on your Pi</w:t>
+        <w:pBdr>
+          <w:bottom w:val="single" w:sz="6" w:space="1" w:color="3B82F6"/>
+        </w:pBdr>
+        <w:spacing w:before="200" w:after="200"/>
+      </w:pPr>
+    </w:p>
+    <w:p>
+      <w:pPr>
+        <w:pStyle w:val="1"/>
+      </w:pPr>
+      <w:r>
+        <w:t xml:space="preserve">8. Global Access with </w:t>
+      </w:r>
+      <w:proofErr w:type="spellStart"/>
+      <w:r>
+        <w:t>Tailscale</w:t>
+      </w:r>
+      <w:proofErr w:type="spellEnd"/>
+    </w:p>
+    <w:p>
+      <w:pPr>
+        <w:spacing w:before="100" w:after="100"/>
+      </w:pPr>
+      <w:r>
+        <w:t xml:space="preserve">By default, </w:t>
+      </w:r>
+      <w:proofErr w:type="spellStart"/>
+      <w:r>
+        <w:t>Nata</w:t>
+      </w:r>
+      <w:r>
+        <w:t>CONNECT</w:t>
+      </w:r>
+      <w:proofErr w:type="spellEnd"/>
+      <w:r>
+        <w:t xml:space="preserve"> only works when your phone or laptop is on the same </w:t>
+      </w:r>
+      <w:proofErr w:type="spellStart"/>
+      <w:r>
+        <w:t>WiFi</w:t>
+      </w:r>
+      <w:proofErr w:type="spellEnd"/>
+      <w:r>
+        <w:t xml:space="preserve"> network as your Pi. </w:t>
+      </w:r>
+      <w:proofErr w:type="spellStart"/>
+      <w:r>
+        <w:t>Tailscale</w:t>
+      </w:r>
+      <w:proofErr w:type="spellEnd"/>
+      <w:r>
+        <w:t xml:space="preserve"> solves this — it creates a private encrypted network between all your devices so you can access your Pi from anywhere in the world.</w:t>
       </w:r>
     </w:p>
     <w:p>
@@ -5563,12 +5375,6 @@
         <w:gridCol w:w="9360"/>
       </w:tblGrid>
       <w:tr>
-        <w:tblPrEx>
-          <w:tblCellMar>
-            <w:top w:w="0" w:type="dxa"/>
-            <w:bottom w:w="0" w:type="dxa"/>
-          </w:tblCellMar>
-        </w:tblPrEx>
         <w:tc>
           <w:tcPr>
             <w:tcW w:w="9360" w:type="dxa"/>
@@ -5578,7 +5384,7 @@
               <w:bottom w:val="single" w:sz="1" w:space="0" w:color="CCCCCC"/>
               <w:right w:val="single" w:sz="1" w:space="0" w:color="CCCCCC"/>
             </w:tcBorders>
-            <w:shd w:val="clear" w:color="auto" w:fill="FEF3C7"/>
+            <w:shd w:val="clear" w:color="auto" w:fill="DBEAFE"/>
             <w:tcMar>
               <w:top w:w="120" w:type="dxa"/>
               <w:left w:w="180" w:type="dxa"/>
@@ -5591,57 +5397,47 @@
               <w:rPr>
                 <w:b/>
                 <w:bCs/>
-              </w:rPr>
-              <w:t>⚠</w:t>
-            </w:r>
-            <w:proofErr w:type="gramStart"/>
+                <w:color w:val="1E40AF"/>
+              </w:rPr>
+              <w:t xml:space="preserve">What is </w:t>
+            </w:r>
+            <w:proofErr w:type="spellStart"/>
             <w:r>
               <w:rPr>
                 <w:b/>
                 <w:bCs/>
-              </w:rPr>
-              <w:t xml:space="preserve">️  </w:t>
-            </w:r>
-            <w:r>
-              <w:rPr>
-                <w:color w:val="92400E"/>
-              </w:rPr>
-              <w:t>Your</w:t>
+                <w:color w:val="1E40AF"/>
+              </w:rPr>
+              <w:t>Tailscale</w:t>
+            </w:r>
+            <w:proofErr w:type="spellEnd"/>
+            <w:r>
+              <w:rPr>
+                <w:b/>
+                <w:bCs/>
+                <w:color w:val="1E40AF"/>
+              </w:rPr>
+              <w:t xml:space="preserve">? </w:t>
+            </w:r>
+            <w:r>
+              <w:rPr>
+                <w:color w:val="1E3A8A"/>
+              </w:rPr>
+              <w:t xml:space="preserve">A free, zero-configuration VPN that connects your devices privately. Think of it as a private </w:t>
+            </w:r>
+            <w:proofErr w:type="gramStart"/>
+            <w:r>
+              <w:rPr>
+                <w:color w:val="1E3A8A"/>
+              </w:rPr>
+              <w:t>internet</w:t>
             </w:r>
             <w:proofErr w:type="gramEnd"/>
             <w:r>
               <w:rPr>
-                <w:color w:val="92400E"/>
-              </w:rPr>
-              <w:t xml:space="preserve"> bank credentials are never stored by </w:t>
-            </w:r>
-            <w:proofErr w:type="spellStart"/>
-            <w:r>
-              <w:rPr>
-                <w:color w:val="92400E"/>
-              </w:rPr>
-              <w:t>NataConnect</w:t>
-            </w:r>
-            <w:proofErr w:type="spellEnd"/>
-            <w:r>
-              <w:rPr>
-                <w:color w:val="92400E"/>
-              </w:rPr>
-              <w:t xml:space="preserve">. You log in directly on your bank's secure page. </w:t>
-            </w:r>
-            <w:proofErr w:type="spellStart"/>
-            <w:r>
-              <w:rPr>
-                <w:color w:val="92400E"/>
-              </w:rPr>
-              <w:t>NataConnect</w:t>
-            </w:r>
-            <w:proofErr w:type="spellEnd"/>
-            <w:r>
-              <w:rPr>
-                <w:color w:val="92400E"/>
-              </w:rPr>
-              <w:t xml:space="preserve"> only receives read-only transaction data.</w:t>
+                <w:color w:val="1E3A8A"/>
+              </w:rPr>
+              <w:t xml:space="preserve"> just for your devices. Free for up to 3 users and 100 devices.</w:t>
             </w:r>
           </w:p>
         </w:tc>
@@ -5649,55 +5445,464 @@
     </w:tbl>
     <w:p>
       <w:pPr>
-        <w:pBdr>
-          <w:bottom w:val="single" w:sz="6" w:space="1" w:color="3B82F6"/>
-        </w:pBdr>
-        <w:spacing w:before="200" w:after="200"/>
-      </w:pPr>
-    </w:p>
-    <w:p>
-      <w:pPr>
-        <w:pStyle w:val="Heading1"/>
-      </w:pPr>
-      <w:r>
-        <w:t xml:space="preserve">8. Global Access with </w:t>
+        <w:spacing w:before="100" w:after="100"/>
+      </w:pPr>
+    </w:p>
+    <w:p>
+      <w:pPr>
+        <w:pStyle w:val="2"/>
+      </w:pPr>
+      <w:r>
+        <w:t xml:space="preserve">Why </w:t>
       </w:r>
       <w:proofErr w:type="spellStart"/>
       <w:r>
         <w:t>Tailscale</w:t>
       </w:r>
       <w:proofErr w:type="spellEnd"/>
-    </w:p>
-    <w:p>
-      <w:pPr>
-        <w:spacing w:before="100" w:after="100"/>
-      </w:pPr>
-      <w:r>
-        <w:t xml:space="preserve">By default, </w:t>
-      </w:r>
-      <w:proofErr w:type="spellStart"/>
-      <w:r>
-        <w:t>NataConnect</w:t>
-      </w:r>
-      <w:proofErr w:type="spellEnd"/>
-      <w:r>
-        <w:t xml:space="preserve"> only works when your phone or laptop is on the same </w:t>
-      </w:r>
-      <w:proofErr w:type="spellStart"/>
-      <w:r>
-        <w:t>WiFi</w:t>
-      </w:r>
-      <w:proofErr w:type="spellEnd"/>
-      <w:r>
-        <w:t xml:space="preserve"> network as your Pi. </w:t>
+      <w:r>
+        <w:t xml:space="preserve"> for </w:t>
+      </w:r>
+      <w:proofErr w:type="spellStart"/>
+      <w:r>
+        <w:t>Nata</w:t>
+      </w:r>
+      <w:r>
+        <w:t>CONNECT</w:t>
+      </w:r>
+      <w:proofErr w:type="spellEnd"/>
+      <w:r>
+        <w:t>?</w:t>
+      </w:r>
+    </w:p>
+    <w:p>
+      <w:pPr>
+        <w:pStyle w:val="a4"/>
+        <w:numPr>
+          <w:ilvl w:val="0"/>
+          <w:numId w:val="2"/>
+        </w:numPr>
+        <w:spacing w:before="60" w:after="60"/>
+      </w:pPr>
+      <w:r>
+        <w:t>Access your financial dashboard from anywhere — office, cafe, abroad</w:t>
+      </w:r>
+    </w:p>
+    <w:p>
+      <w:pPr>
+        <w:pStyle w:val="a4"/>
+        <w:numPr>
+          <w:ilvl w:val="0"/>
+          <w:numId w:val="2"/>
+        </w:numPr>
+        <w:spacing w:before="60" w:after="60"/>
+      </w:pPr>
+      <w:r>
+        <w:t>Your Pi stays at home, your data stays local</w:t>
+      </w:r>
+    </w:p>
+    <w:p>
+      <w:pPr>
+        <w:pStyle w:val="a4"/>
+        <w:numPr>
+          <w:ilvl w:val="0"/>
+          <w:numId w:val="2"/>
+        </w:numPr>
+        <w:spacing w:before="60" w:after="60"/>
+      </w:pPr>
+      <w:r>
+        <w:t>End-to-end encrypted — nobody can intercept your data</w:t>
+      </w:r>
+    </w:p>
+    <w:p>
+      <w:pPr>
+        <w:pStyle w:val="a4"/>
+        <w:numPr>
+          <w:ilvl w:val="0"/>
+          <w:numId w:val="2"/>
+        </w:numPr>
+        <w:spacing w:before="60" w:after="60"/>
+      </w:pPr>
+      <w:r>
+        <w:t>Works through firewalls and NAT without port forwarding</w:t>
+      </w:r>
+    </w:p>
+    <w:p>
+      <w:pPr>
+        <w:pStyle w:val="a4"/>
+        <w:numPr>
+          <w:ilvl w:val="0"/>
+          <w:numId w:val="2"/>
+        </w:numPr>
+        <w:spacing w:before="60" w:after="60"/>
+      </w:pPr>
+      <w:r>
+        <w:t>Free for personal use</w:t>
+      </w:r>
+    </w:p>
+    <w:p>
+      <w:pPr>
+        <w:spacing w:before="100" w:after="100"/>
+      </w:pPr>
+    </w:p>
+    <w:p>
+      <w:pPr>
+        <w:spacing w:before="100" w:after="100"/>
+      </w:pPr>
+    </w:p>
+    <w:p>
+      <w:pPr>
+        <w:spacing w:before="100" w:after="100"/>
+      </w:pPr>
+    </w:p>
+    <w:p>
+      <w:pPr>
+        <w:spacing w:before="100" w:after="100"/>
+      </w:pPr>
+    </w:p>
+    <w:p>
+      <w:pPr>
+        <w:pStyle w:val="2"/>
+      </w:pPr>
+      <w:r>
+        <w:lastRenderedPageBreak/>
+        <w:t xml:space="preserve">Setting up </w:t>
       </w:r>
       <w:proofErr w:type="spellStart"/>
       <w:r>
         <w:t>Tailscale</w:t>
       </w:r>
       <w:proofErr w:type="spellEnd"/>
-      <w:r>
-        <w:t xml:space="preserve"> solves this — it creates a private encrypted network between all your devices so you can access your Pi from anywhere in the world.</w:t>
+    </w:p>
+    <w:p>
+      <w:pPr>
+        <w:pStyle w:val="3"/>
+      </w:pPr>
+      <w:r>
+        <w:t>Step 1 — Install on your Pi</w:t>
+      </w:r>
+    </w:p>
+    <w:p>
+      <w:pPr>
+        <w:spacing w:before="80" w:after="80"/>
+        <w:ind w:left="720"/>
+      </w:pPr>
+      <w:r>
+        <w:rPr>
+          <w:rFonts w:ascii="Courier New" w:eastAsia="Courier New" w:hAnsi="Courier New" w:cs="Courier New"/>
+          <w:color w:val="0F172A"/>
+          <w:sz w:val="20"/>
+          <w:szCs w:val="20"/>
+        </w:rPr>
+        <w:t>curl -</w:t>
+      </w:r>
+      <w:proofErr w:type="spellStart"/>
+      <w:r>
+        <w:rPr>
+          <w:rFonts w:ascii="Courier New" w:eastAsia="Courier New" w:hAnsi="Courier New" w:cs="Courier New"/>
+          <w:color w:val="0F172A"/>
+          <w:sz w:val="20"/>
+          <w:szCs w:val="20"/>
+        </w:rPr>
+        <w:t>fsSL</w:t>
+      </w:r>
+      <w:proofErr w:type="spellEnd"/>
+      <w:r>
+        <w:rPr>
+          <w:rFonts w:ascii="Courier New" w:eastAsia="Courier New" w:hAnsi="Courier New" w:cs="Courier New"/>
+          <w:color w:val="0F172A"/>
+          <w:sz w:val="20"/>
+          <w:szCs w:val="20"/>
+        </w:rPr>
+        <w:t xml:space="preserve"> https://tailscale.com/install.sh | </w:t>
+      </w:r>
+      <w:proofErr w:type="spellStart"/>
+      <w:r>
+        <w:rPr>
+          <w:rFonts w:ascii="Courier New" w:eastAsia="Courier New" w:hAnsi="Courier New" w:cs="Courier New"/>
+          <w:color w:val="0F172A"/>
+          <w:sz w:val="20"/>
+          <w:szCs w:val="20"/>
+        </w:rPr>
+        <w:t>sh</w:t>
+      </w:r>
+      <w:proofErr w:type="spellEnd"/>
+    </w:p>
+    <w:p>
+      <w:pPr>
+        <w:spacing w:before="80" w:after="80"/>
+        <w:ind w:left="720"/>
+      </w:pPr>
+      <w:proofErr w:type="spellStart"/>
+      <w:r>
+        <w:rPr>
+          <w:rFonts w:ascii="Courier New" w:eastAsia="Courier New" w:hAnsi="Courier New" w:cs="Courier New"/>
+          <w:color w:val="0F172A"/>
+          <w:sz w:val="20"/>
+          <w:szCs w:val="20"/>
+        </w:rPr>
+        <w:t>sudo</w:t>
+      </w:r>
+      <w:proofErr w:type="spellEnd"/>
+      <w:r>
+        <w:rPr>
+          <w:rFonts w:ascii="Courier New" w:eastAsia="Courier New" w:hAnsi="Courier New" w:cs="Courier New"/>
+          <w:color w:val="0F172A"/>
+          <w:sz w:val="20"/>
+          <w:szCs w:val="20"/>
+        </w:rPr>
+        <w:t xml:space="preserve"> </w:t>
+      </w:r>
+      <w:proofErr w:type="spellStart"/>
+      <w:r>
+        <w:rPr>
+          <w:rFonts w:ascii="Courier New" w:eastAsia="Courier New" w:hAnsi="Courier New" w:cs="Courier New"/>
+          <w:color w:val="0F172A"/>
+          <w:sz w:val="20"/>
+          <w:szCs w:val="20"/>
+        </w:rPr>
+        <w:t>tailscale</w:t>
+      </w:r>
+      <w:proofErr w:type="spellEnd"/>
+      <w:r>
+        <w:rPr>
+          <w:rFonts w:ascii="Courier New" w:eastAsia="Courier New" w:hAnsi="Courier New" w:cs="Courier New"/>
+          <w:color w:val="0F172A"/>
+          <w:sz w:val="20"/>
+          <w:szCs w:val="20"/>
+        </w:rPr>
+        <w:t xml:space="preserve"> up</w:t>
+      </w:r>
+    </w:p>
+    <w:p>
+      <w:pPr>
+        <w:spacing w:before="100" w:after="100"/>
+      </w:pPr>
+      <w:r>
+        <w:t xml:space="preserve">Follow the link shown to authenticate with your </w:t>
+      </w:r>
+      <w:proofErr w:type="spellStart"/>
+      <w:r>
+        <w:t>Tailscale</w:t>
+      </w:r>
+      <w:proofErr w:type="spellEnd"/>
+      <w:r>
+        <w:t xml:space="preserve"> account.</w:t>
+      </w:r>
+    </w:p>
+    <w:p>
+      <w:pPr>
+        <w:pStyle w:val="3"/>
+      </w:pPr>
+      <w:r>
+        <w:t>Step 2 — Install on your devices</w:t>
+      </w:r>
+    </w:p>
+    <w:p>
+      <w:pPr>
+        <w:pStyle w:val="a4"/>
+        <w:numPr>
+          <w:ilvl w:val="0"/>
+          <w:numId w:val="2"/>
+        </w:numPr>
+        <w:spacing w:before="60" w:after="60"/>
+      </w:pPr>
+      <w:r>
+        <w:t xml:space="preserve">iPhone/iPad: Download </w:t>
+      </w:r>
+      <w:proofErr w:type="spellStart"/>
+      <w:r>
+        <w:t>Tailscale</w:t>
+      </w:r>
+      <w:proofErr w:type="spellEnd"/>
+      <w:r>
+        <w:t xml:space="preserve"> from App Store</w:t>
+      </w:r>
+    </w:p>
+    <w:p>
+      <w:pPr>
+        <w:pStyle w:val="a4"/>
+        <w:numPr>
+          <w:ilvl w:val="0"/>
+          <w:numId w:val="2"/>
+        </w:numPr>
+        <w:spacing w:before="60" w:after="60"/>
+      </w:pPr>
+      <w:r>
+        <w:t xml:space="preserve">Android: Download </w:t>
+      </w:r>
+      <w:proofErr w:type="spellStart"/>
+      <w:r>
+        <w:t>Tailscale</w:t>
+      </w:r>
+      <w:proofErr w:type="spellEnd"/>
+      <w:r>
+        <w:t xml:space="preserve"> from Play Store</w:t>
+      </w:r>
+    </w:p>
+    <w:p>
+      <w:pPr>
+        <w:pStyle w:val="a4"/>
+        <w:numPr>
+          <w:ilvl w:val="0"/>
+          <w:numId w:val="2"/>
+        </w:numPr>
+        <w:spacing w:before="60" w:after="60"/>
+      </w:pPr>
+      <w:r>
+        <w:t>Windows/Mac: Download from tailscale.com/download</w:t>
+      </w:r>
+    </w:p>
+    <w:p>
+      <w:pPr>
+        <w:spacing w:before="100" w:after="100"/>
+      </w:pPr>
+      <w:r>
+        <w:t xml:space="preserve">Sign in with the same </w:t>
+      </w:r>
+      <w:proofErr w:type="spellStart"/>
+      <w:r>
+        <w:t>Tailscale</w:t>
+      </w:r>
+      <w:proofErr w:type="spellEnd"/>
+      <w:r>
+        <w:t xml:space="preserve"> account on all devices.</w:t>
+      </w:r>
+    </w:p>
+    <w:p>
+      <w:pPr>
+        <w:pStyle w:val="3"/>
+      </w:pPr>
+      <w:r>
+        <w:t xml:space="preserve">Step 3 — Find your Pi's </w:t>
+      </w:r>
+      <w:proofErr w:type="spellStart"/>
+      <w:r>
+        <w:t>Tailscale</w:t>
+      </w:r>
+      <w:proofErr w:type="spellEnd"/>
+      <w:r>
+        <w:t xml:space="preserve"> IP</w:t>
+      </w:r>
+    </w:p>
+    <w:p>
+      <w:pPr>
+        <w:spacing w:before="80" w:after="80"/>
+        <w:ind w:left="720"/>
+      </w:pPr>
+      <w:proofErr w:type="spellStart"/>
+      <w:r>
+        <w:rPr>
+          <w:rFonts w:ascii="Courier New" w:eastAsia="Courier New" w:hAnsi="Courier New" w:cs="Courier New"/>
+          <w:color w:val="0F172A"/>
+          <w:sz w:val="20"/>
+          <w:szCs w:val="20"/>
+        </w:rPr>
+        <w:t>tailscale</w:t>
+      </w:r>
+      <w:proofErr w:type="spellEnd"/>
+      <w:r>
+        <w:rPr>
+          <w:rFonts w:ascii="Courier New" w:eastAsia="Courier New" w:hAnsi="Courier New" w:cs="Courier New"/>
+          <w:color w:val="0F172A"/>
+          <w:sz w:val="20"/>
+          <w:szCs w:val="20"/>
+        </w:rPr>
+        <w:t xml:space="preserve"> </w:t>
+      </w:r>
+      <w:proofErr w:type="spellStart"/>
+      <w:r>
+        <w:rPr>
+          <w:rFonts w:ascii="Courier New" w:eastAsia="Courier New" w:hAnsi="Courier New" w:cs="Courier New"/>
+          <w:color w:val="0F172A"/>
+          <w:sz w:val="20"/>
+          <w:szCs w:val="20"/>
+        </w:rPr>
+        <w:t>ip</w:t>
+      </w:r>
+      <w:proofErr w:type="spellEnd"/>
+      <w:r>
+        <w:rPr>
+          <w:rFonts w:ascii="Courier New" w:eastAsia="Courier New" w:hAnsi="Courier New" w:cs="Courier New"/>
+          <w:color w:val="0F172A"/>
+          <w:sz w:val="20"/>
+          <w:szCs w:val="20"/>
+        </w:rPr>
+        <w:t xml:space="preserve"> -4</w:t>
+      </w:r>
+    </w:p>
+    <w:p>
+      <w:pPr>
+        <w:spacing w:before="100" w:after="100"/>
+      </w:pPr>
+      <w:r>
+        <w:t>You'll get an IP like 100.x.x.x — this is your Pi's permanent private IP that works from anywhere.</w:t>
+      </w:r>
+    </w:p>
+    <w:p>
+      <w:pPr>
+        <w:pStyle w:val="3"/>
+      </w:pPr>
+      <w:r>
+        <w:t xml:space="preserve">Step 4 — Update </w:t>
+      </w:r>
+      <w:proofErr w:type="spellStart"/>
+      <w:r>
+        <w:t>Nata</w:t>
+      </w:r>
+      <w:r>
+        <w:t>CONNECT</w:t>
+      </w:r>
+      <w:proofErr w:type="spellEnd"/>
+    </w:p>
+    <w:p>
+      <w:pPr>
+        <w:spacing w:before="100" w:after="100"/>
+      </w:pPr>
+      <w:r>
+        <w:t xml:space="preserve">Change your Pi URL in the app from the local IP to the </w:t>
+      </w:r>
+      <w:proofErr w:type="spellStart"/>
+      <w:r>
+        <w:t>Tailscale</w:t>
+      </w:r>
+      <w:proofErr w:type="spellEnd"/>
+      <w:r>
+        <w:t xml:space="preserve"> IP:</w:t>
+      </w:r>
+    </w:p>
+    <w:p>
+      <w:pPr>
+        <w:spacing w:before="80" w:after="80"/>
+        <w:ind w:left="720"/>
+      </w:pPr>
+      <w:r>
+        <w:rPr>
+          <w:rFonts w:ascii="Courier New" w:eastAsia="Courier New" w:hAnsi="Courier New" w:cs="Courier New"/>
+          <w:color w:val="0F172A"/>
+          <w:sz w:val="20"/>
+          <w:szCs w:val="20"/>
+        </w:rPr>
+        <w:t>export const PI_URL = 'http://100.x.x.x:3001';</w:t>
+      </w:r>
+    </w:p>
+    <w:p>
+      <w:pPr>
+        <w:spacing w:before="100" w:after="100"/>
+      </w:pPr>
+      <w:r>
+        <w:t xml:space="preserve">Now </w:t>
+      </w:r>
+      <w:proofErr w:type="spellStart"/>
+      <w:r>
+        <w:t>Nata</w:t>
+      </w:r>
+      <w:r>
+        <w:t>CONNECT</w:t>
+      </w:r>
+      <w:proofErr w:type="spellEnd"/>
+      <w:r>
+        <w:t xml:space="preserve"> works from anywhere in the world while your data stays on your Pi at home.</w:t>
       </w:r>
     </w:p>
     <w:p>
@@ -5726,550 +5931,6 @@
         <w:gridCol w:w="9360"/>
       </w:tblGrid>
       <w:tr>
-        <w:tblPrEx>
-          <w:tblCellMar>
-            <w:top w:w="0" w:type="dxa"/>
-            <w:bottom w:w="0" w:type="dxa"/>
-          </w:tblCellMar>
-        </w:tblPrEx>
-        <w:tc>
-          <w:tcPr>
-            <w:tcW w:w="9360" w:type="dxa"/>
-            <w:tcBorders>
-              <w:top w:val="single" w:sz="1" w:space="0" w:color="CCCCCC"/>
-              <w:left w:val="single" w:sz="1" w:space="0" w:color="CCCCCC"/>
-              <w:bottom w:val="single" w:sz="1" w:space="0" w:color="CCCCCC"/>
-              <w:right w:val="single" w:sz="1" w:space="0" w:color="CCCCCC"/>
-            </w:tcBorders>
-            <w:shd w:val="clear" w:color="auto" w:fill="DBEAFE"/>
-            <w:tcMar>
-              <w:top w:w="120" w:type="dxa"/>
-              <w:left w:w="180" w:type="dxa"/>
-              <w:bottom w:w="120" w:type="dxa"/>
-              <w:right w:w="180" w:type="dxa"/>
-            </w:tcMar>
-          </w:tcPr>
-          <w:p>
-            <w:r>
-              <w:rPr>
-                <w:b/>
-                <w:bCs/>
-                <w:color w:val="1E40AF"/>
-              </w:rPr>
-              <w:lastRenderedPageBreak/>
-              <w:t xml:space="preserve">What is </w:t>
-            </w:r>
-            <w:proofErr w:type="spellStart"/>
-            <w:r>
-              <w:rPr>
-                <w:b/>
-                <w:bCs/>
-                <w:color w:val="1E40AF"/>
-              </w:rPr>
-              <w:t>Tailscale</w:t>
-            </w:r>
-            <w:proofErr w:type="spellEnd"/>
-            <w:r>
-              <w:rPr>
-                <w:b/>
-                <w:bCs/>
-                <w:color w:val="1E40AF"/>
-              </w:rPr>
-              <w:t xml:space="preserve">? </w:t>
-            </w:r>
-            <w:r>
-              <w:rPr>
-                <w:color w:val="1E3A8A"/>
-              </w:rPr>
-              <w:t xml:space="preserve">A free, zero-configuration VPN that connects your devices privately. Think of it as a private </w:t>
-            </w:r>
-            <w:proofErr w:type="gramStart"/>
-            <w:r>
-              <w:rPr>
-                <w:color w:val="1E3A8A"/>
-              </w:rPr>
-              <w:t>internet</w:t>
-            </w:r>
-            <w:proofErr w:type="gramEnd"/>
-            <w:r>
-              <w:rPr>
-                <w:color w:val="1E3A8A"/>
-              </w:rPr>
-              <w:t xml:space="preserve"> just for your devices. Free for up to 3 users and 100 devices.</w:t>
-            </w:r>
-          </w:p>
-        </w:tc>
-      </w:tr>
-    </w:tbl>
-    <w:p>
-      <w:pPr>
-        <w:spacing w:before="100" w:after="100"/>
-      </w:pPr>
-    </w:p>
-    <w:p>
-      <w:pPr>
-        <w:pStyle w:val="Heading2"/>
-      </w:pPr>
-      <w:r>
-        <w:t xml:space="preserve">Why </w:t>
-      </w:r>
-      <w:proofErr w:type="spellStart"/>
-      <w:r>
-        <w:t>Tailscale</w:t>
-      </w:r>
-      <w:proofErr w:type="spellEnd"/>
-      <w:r>
-        <w:t xml:space="preserve"> for </w:t>
-      </w:r>
-      <w:proofErr w:type="spellStart"/>
-      <w:r>
-        <w:t>NataConnect</w:t>
-      </w:r>
-      <w:proofErr w:type="spellEnd"/>
-      <w:r>
-        <w:t>?</w:t>
-      </w:r>
-    </w:p>
-    <w:p>
-      <w:pPr>
-        <w:pStyle w:val="ListParagraph"/>
-        <w:numPr>
-          <w:ilvl w:val="0"/>
-          <w:numId w:val="2"/>
-        </w:numPr>
-        <w:spacing w:before="60" w:after="60"/>
-      </w:pPr>
-      <w:r>
-        <w:t>Access your financial dashboard from anywhere — office, cafe, abroad</w:t>
-      </w:r>
-    </w:p>
-    <w:p>
-      <w:pPr>
-        <w:pStyle w:val="ListParagraph"/>
-        <w:numPr>
-          <w:ilvl w:val="0"/>
-          <w:numId w:val="2"/>
-        </w:numPr>
-        <w:spacing w:before="60" w:after="60"/>
-      </w:pPr>
-      <w:r>
-        <w:t>Your Pi stays at home, your data stays local</w:t>
-      </w:r>
-    </w:p>
-    <w:p>
-      <w:pPr>
-        <w:pStyle w:val="ListParagraph"/>
-        <w:numPr>
-          <w:ilvl w:val="0"/>
-          <w:numId w:val="2"/>
-        </w:numPr>
-        <w:spacing w:before="60" w:after="60"/>
-      </w:pPr>
-      <w:r>
-        <w:t>End-to-end encrypted — nobody can intercept your data</w:t>
-      </w:r>
-    </w:p>
-    <w:p>
-      <w:pPr>
-        <w:pStyle w:val="ListParagraph"/>
-        <w:numPr>
-          <w:ilvl w:val="0"/>
-          <w:numId w:val="2"/>
-        </w:numPr>
-        <w:spacing w:before="60" w:after="60"/>
-      </w:pPr>
-      <w:r>
-        <w:t>Works through firewalls and NAT without port forwarding</w:t>
-      </w:r>
-    </w:p>
-    <w:p>
-      <w:pPr>
-        <w:pStyle w:val="ListParagraph"/>
-        <w:numPr>
-          <w:ilvl w:val="0"/>
-          <w:numId w:val="2"/>
-        </w:numPr>
-        <w:spacing w:before="60" w:after="60"/>
-      </w:pPr>
-      <w:r>
-        <w:t>Free for personal use</w:t>
-      </w:r>
-    </w:p>
-    <w:p>
-      <w:pPr>
-        <w:spacing w:before="100" w:after="100"/>
-      </w:pPr>
-    </w:p>
-    <w:p>
-      <w:pPr>
-        <w:pStyle w:val="Heading2"/>
-      </w:pPr>
-      <w:r>
-        <w:t xml:space="preserve">Setting up </w:t>
-      </w:r>
-      <w:proofErr w:type="spellStart"/>
-      <w:r>
-        <w:t>Tailscale</w:t>
-      </w:r>
-      <w:proofErr w:type="spellEnd"/>
-    </w:p>
-    <w:p>
-      <w:pPr>
-        <w:pStyle w:val="Heading3"/>
-      </w:pPr>
-      <w:r>
-        <w:t>Step 1 — Install on your Pi</w:t>
-      </w:r>
-    </w:p>
-    <w:p>
-      <w:pPr>
-        <w:spacing w:before="80" w:after="80"/>
-        <w:ind w:left="720"/>
-      </w:pPr>
-      <w:r>
-        <w:rPr>
-          <w:rFonts w:ascii="Courier New" w:eastAsia="Courier New" w:hAnsi="Courier New" w:cs="Courier New"/>
-          <w:color w:val="0F172A"/>
-          <w:sz w:val="20"/>
-          <w:szCs w:val="20"/>
-        </w:rPr>
-        <w:t>curl -</w:t>
-      </w:r>
-      <w:proofErr w:type="spellStart"/>
-      <w:r>
-        <w:rPr>
-          <w:rFonts w:ascii="Courier New" w:eastAsia="Courier New" w:hAnsi="Courier New" w:cs="Courier New"/>
-          <w:color w:val="0F172A"/>
-          <w:sz w:val="20"/>
-          <w:szCs w:val="20"/>
-        </w:rPr>
-        <w:t>fsSL</w:t>
-      </w:r>
-      <w:proofErr w:type="spellEnd"/>
-      <w:r>
-        <w:rPr>
-          <w:rFonts w:ascii="Courier New" w:eastAsia="Courier New" w:hAnsi="Courier New" w:cs="Courier New"/>
-          <w:color w:val="0F172A"/>
-          <w:sz w:val="20"/>
-          <w:szCs w:val="20"/>
-        </w:rPr>
-        <w:t xml:space="preserve"> https://tailscale.com/install.sh | </w:t>
-      </w:r>
-      <w:proofErr w:type="spellStart"/>
-      <w:r>
-        <w:rPr>
-          <w:rFonts w:ascii="Courier New" w:eastAsia="Courier New" w:hAnsi="Courier New" w:cs="Courier New"/>
-          <w:color w:val="0F172A"/>
-          <w:sz w:val="20"/>
-          <w:szCs w:val="20"/>
-        </w:rPr>
-        <w:t>sh</w:t>
-      </w:r>
-      <w:proofErr w:type="spellEnd"/>
-    </w:p>
-    <w:p>
-      <w:pPr>
-        <w:spacing w:before="80" w:after="80"/>
-        <w:ind w:left="720"/>
-      </w:pPr>
-      <w:proofErr w:type="spellStart"/>
-      <w:r>
-        <w:rPr>
-          <w:rFonts w:ascii="Courier New" w:eastAsia="Courier New" w:hAnsi="Courier New" w:cs="Courier New"/>
-          <w:color w:val="0F172A"/>
-          <w:sz w:val="20"/>
-          <w:szCs w:val="20"/>
-        </w:rPr>
-        <w:t>sudo</w:t>
-      </w:r>
-      <w:proofErr w:type="spellEnd"/>
-      <w:r>
-        <w:rPr>
-          <w:rFonts w:ascii="Courier New" w:eastAsia="Courier New" w:hAnsi="Courier New" w:cs="Courier New"/>
-          <w:color w:val="0F172A"/>
-          <w:sz w:val="20"/>
-          <w:szCs w:val="20"/>
-        </w:rPr>
-        <w:t xml:space="preserve"> </w:t>
-      </w:r>
-      <w:proofErr w:type="spellStart"/>
-      <w:r>
-        <w:rPr>
-          <w:rFonts w:ascii="Courier New" w:eastAsia="Courier New" w:hAnsi="Courier New" w:cs="Courier New"/>
-          <w:color w:val="0F172A"/>
-          <w:sz w:val="20"/>
-          <w:szCs w:val="20"/>
-        </w:rPr>
-        <w:t>tailscale</w:t>
-      </w:r>
-      <w:proofErr w:type="spellEnd"/>
-      <w:r>
-        <w:rPr>
-          <w:rFonts w:ascii="Courier New" w:eastAsia="Courier New" w:hAnsi="Courier New" w:cs="Courier New"/>
-          <w:color w:val="0F172A"/>
-          <w:sz w:val="20"/>
-          <w:szCs w:val="20"/>
-        </w:rPr>
-        <w:t xml:space="preserve"> up</w:t>
-      </w:r>
-    </w:p>
-    <w:p>
-      <w:pPr>
-        <w:spacing w:before="100" w:after="100"/>
-      </w:pPr>
-      <w:r>
-        <w:t xml:space="preserve">Follow the link shown to authenticate with your </w:t>
-      </w:r>
-      <w:proofErr w:type="spellStart"/>
-      <w:r>
-        <w:t>Tailscale</w:t>
-      </w:r>
-      <w:proofErr w:type="spellEnd"/>
-      <w:r>
-        <w:t xml:space="preserve"> account.</w:t>
-      </w:r>
-    </w:p>
-    <w:p>
-      <w:pPr>
-        <w:pStyle w:val="Heading3"/>
-      </w:pPr>
-      <w:r>
-        <w:t>Step 2 — Install on your devices</w:t>
-      </w:r>
-    </w:p>
-    <w:p>
-      <w:pPr>
-        <w:pStyle w:val="ListParagraph"/>
-        <w:numPr>
-          <w:ilvl w:val="0"/>
-          <w:numId w:val="2"/>
-        </w:numPr>
-        <w:spacing w:before="60" w:after="60"/>
-      </w:pPr>
-      <w:r>
-        <w:t xml:space="preserve">iPhone/iPad: Download </w:t>
-      </w:r>
-      <w:proofErr w:type="spellStart"/>
-      <w:r>
-        <w:t>Tailscale</w:t>
-      </w:r>
-      <w:proofErr w:type="spellEnd"/>
-      <w:r>
-        <w:t xml:space="preserve"> from App Store</w:t>
-      </w:r>
-    </w:p>
-    <w:p>
-      <w:pPr>
-        <w:pStyle w:val="ListParagraph"/>
-        <w:numPr>
-          <w:ilvl w:val="0"/>
-          <w:numId w:val="2"/>
-        </w:numPr>
-        <w:spacing w:before="60" w:after="60"/>
-      </w:pPr>
-      <w:r>
-        <w:t xml:space="preserve">Android: Download </w:t>
-      </w:r>
-      <w:proofErr w:type="spellStart"/>
-      <w:r>
-        <w:t>Tailscale</w:t>
-      </w:r>
-      <w:proofErr w:type="spellEnd"/>
-      <w:r>
-        <w:t xml:space="preserve"> from Play Store</w:t>
-      </w:r>
-    </w:p>
-    <w:p>
-      <w:pPr>
-        <w:pStyle w:val="ListParagraph"/>
-        <w:numPr>
-          <w:ilvl w:val="0"/>
-          <w:numId w:val="2"/>
-        </w:numPr>
-        <w:spacing w:before="60" w:after="60"/>
-      </w:pPr>
-      <w:r>
-        <w:t>Windows/Mac: Download from tailscale.com/download</w:t>
-      </w:r>
-    </w:p>
-    <w:p>
-      <w:pPr>
-        <w:spacing w:before="100" w:after="100"/>
-      </w:pPr>
-      <w:r>
-        <w:t xml:space="preserve">Sign in with the same </w:t>
-      </w:r>
-      <w:proofErr w:type="spellStart"/>
-      <w:r>
-        <w:t>Tailscale</w:t>
-      </w:r>
-      <w:proofErr w:type="spellEnd"/>
-      <w:r>
-        <w:t xml:space="preserve"> account on all devices.</w:t>
-      </w:r>
-    </w:p>
-    <w:p>
-      <w:pPr>
-        <w:pStyle w:val="Heading3"/>
-      </w:pPr>
-      <w:r>
-        <w:t xml:space="preserve">Step 3 — Find your Pi's </w:t>
-      </w:r>
-      <w:proofErr w:type="spellStart"/>
-      <w:r>
-        <w:t>Tailscale</w:t>
-      </w:r>
-      <w:proofErr w:type="spellEnd"/>
-      <w:r>
-        <w:t xml:space="preserve"> IP</w:t>
-      </w:r>
-    </w:p>
-    <w:p>
-      <w:pPr>
-        <w:spacing w:before="80" w:after="80"/>
-        <w:ind w:left="720"/>
-      </w:pPr>
-      <w:proofErr w:type="spellStart"/>
-      <w:r>
-        <w:rPr>
-          <w:rFonts w:ascii="Courier New" w:eastAsia="Courier New" w:hAnsi="Courier New" w:cs="Courier New"/>
-          <w:color w:val="0F172A"/>
-          <w:sz w:val="20"/>
-          <w:szCs w:val="20"/>
-        </w:rPr>
-        <w:t>tailscale</w:t>
-      </w:r>
-      <w:proofErr w:type="spellEnd"/>
-      <w:r>
-        <w:rPr>
-          <w:rFonts w:ascii="Courier New" w:eastAsia="Courier New" w:hAnsi="Courier New" w:cs="Courier New"/>
-          <w:color w:val="0F172A"/>
-          <w:sz w:val="20"/>
-          <w:szCs w:val="20"/>
-        </w:rPr>
-        <w:t xml:space="preserve"> </w:t>
-      </w:r>
-      <w:proofErr w:type="spellStart"/>
-      <w:r>
-        <w:rPr>
-          <w:rFonts w:ascii="Courier New" w:eastAsia="Courier New" w:hAnsi="Courier New" w:cs="Courier New"/>
-          <w:color w:val="0F172A"/>
-          <w:sz w:val="20"/>
-          <w:szCs w:val="20"/>
-        </w:rPr>
-        <w:t>ip</w:t>
-      </w:r>
-      <w:proofErr w:type="spellEnd"/>
-      <w:r>
-        <w:rPr>
-          <w:rFonts w:ascii="Courier New" w:eastAsia="Courier New" w:hAnsi="Courier New" w:cs="Courier New"/>
-          <w:color w:val="0F172A"/>
-          <w:sz w:val="20"/>
-          <w:szCs w:val="20"/>
-        </w:rPr>
-        <w:t xml:space="preserve"> -4</w:t>
-      </w:r>
-    </w:p>
-    <w:p>
-      <w:pPr>
-        <w:spacing w:before="100" w:after="100"/>
-      </w:pPr>
-      <w:r>
-        <w:t>You'll get an IP like 100.x.x.x — this is your Pi's permanent private IP that works from anywhere.</w:t>
-      </w:r>
-    </w:p>
-    <w:p>
-      <w:pPr>
-        <w:pStyle w:val="Heading3"/>
-      </w:pPr>
-      <w:r>
-        <w:t xml:space="preserve">Step 4 — Update </w:t>
-      </w:r>
-      <w:proofErr w:type="spellStart"/>
-      <w:r>
-        <w:t>NataConnect</w:t>
-      </w:r>
-      <w:proofErr w:type="spellEnd"/>
-    </w:p>
-    <w:p>
-      <w:pPr>
-        <w:spacing w:before="100" w:after="100"/>
-      </w:pPr>
-      <w:r>
-        <w:t xml:space="preserve">Change your Pi URL in the app from the local IP to the </w:t>
-      </w:r>
-      <w:proofErr w:type="spellStart"/>
-      <w:r>
-        <w:t>Tailscale</w:t>
-      </w:r>
-      <w:proofErr w:type="spellEnd"/>
-      <w:r>
-        <w:t xml:space="preserve"> IP:</w:t>
-      </w:r>
-    </w:p>
-    <w:p>
-      <w:pPr>
-        <w:spacing w:before="80" w:after="80"/>
-        <w:ind w:left="720"/>
-      </w:pPr>
-      <w:r>
-        <w:rPr>
-          <w:rFonts w:ascii="Courier New" w:eastAsia="Courier New" w:hAnsi="Courier New" w:cs="Courier New"/>
-          <w:color w:val="0F172A"/>
-          <w:sz w:val="20"/>
-          <w:szCs w:val="20"/>
-        </w:rPr>
-        <w:t>export const PI_URL = 'http://100.x.x.x:3001';</w:t>
-      </w:r>
-    </w:p>
-    <w:p>
-      <w:pPr>
-        <w:spacing w:before="100" w:after="100"/>
-      </w:pPr>
-      <w:r>
-        <w:t xml:space="preserve">Now </w:t>
-      </w:r>
-      <w:proofErr w:type="spellStart"/>
-      <w:r>
-        <w:t>NataConnect</w:t>
-      </w:r>
-      <w:proofErr w:type="spellEnd"/>
-      <w:r>
-        <w:t xml:space="preserve"> works from anywhere in the world while your data stays on your Pi at home.</w:t>
-      </w:r>
-    </w:p>
-    <w:p>
-      <w:pPr>
-        <w:spacing w:before="100" w:after="100"/>
-      </w:pPr>
-    </w:p>
-    <w:tbl>
-      <w:tblPr>
-        <w:tblW w:w="9360" w:type="dxa"/>
-        <w:tblBorders>
-          <w:top w:val="single" w:sz="4" w:space="0" w:color="auto"/>
-          <w:left w:val="single" w:sz="4" w:space="0" w:color="auto"/>
-          <w:bottom w:val="single" w:sz="4" w:space="0" w:color="auto"/>
-          <w:right w:val="single" w:sz="4" w:space="0" w:color="auto"/>
-          <w:insideH w:val="single" w:sz="4" w:space="0" w:color="auto"/>
-          <w:insideV w:val="single" w:sz="4" w:space="0" w:color="auto"/>
-        </w:tblBorders>
-        <w:tblCellMar>
-          <w:left w:w="10" w:type="dxa"/>
-          <w:right w:w="10" w:type="dxa"/>
-        </w:tblCellMar>
-        <w:tblLook w:val="04A0" w:firstRow="1" w:lastRow="0" w:firstColumn="1" w:lastColumn="0" w:noHBand="0" w:noVBand="1"/>
-      </w:tblPr>
-      <w:tblGrid>
-        <w:gridCol w:w="9360"/>
-      </w:tblGrid>
-      <w:tr>
-        <w:tblPrEx>
-          <w:tblCellMar>
-            <w:top w:w="0" w:type="dxa"/>
-            <w:bottom w:w="0" w:type="dxa"/>
-          </w:tblCellMar>
-        </w:tblPrEx>
         <w:tc>
           <w:tcPr>
             <w:tcW w:w="9360" w:type="dxa"/>
@@ -6348,7 +6009,7 @@
     </w:p>
     <w:p>
       <w:pPr>
-        <w:pStyle w:val="Heading2"/>
+        <w:pStyle w:val="2"/>
       </w:pPr>
       <w:proofErr w:type="spellStart"/>
       <w:r>
@@ -6382,12 +6043,6 @@
         <w:gridCol w:w="3120"/>
       </w:tblGrid>
       <w:tr>
-        <w:tblPrEx>
-          <w:tblCellMar>
-            <w:top w:w="0" w:type="dxa"/>
-            <w:bottom w:w="0" w:type="dxa"/>
-          </w:tblCellMar>
-        </w:tblPrEx>
         <w:tc>
           <w:tcPr>
             <w:tcW w:w="3120" w:type="dxa"/>
@@ -6414,7 +6069,6 @@
                 <w:sz w:val="20"/>
                 <w:szCs w:val="20"/>
               </w:rPr>
-              <w:lastRenderedPageBreak/>
               <w:t>Feature</w:t>
             </w:r>
           </w:p>
@@ -6483,12 +6137,6 @@
         </w:tc>
       </w:tr>
       <w:tr>
-        <w:tblPrEx>
-          <w:tblCellMar>
-            <w:top w:w="0" w:type="dxa"/>
-            <w:bottom w:w="0" w:type="dxa"/>
-          </w:tblCellMar>
-        </w:tblPrEx>
         <w:tc>
           <w:tcPr>
             <w:tcW w:w="3120" w:type="dxa"/>
@@ -6574,12 +6222,6 @@
         </w:tc>
       </w:tr>
       <w:tr>
-        <w:tblPrEx>
-          <w:tblCellMar>
-            <w:top w:w="0" w:type="dxa"/>
-            <w:bottom w:w="0" w:type="dxa"/>
-          </w:tblCellMar>
-        </w:tblPrEx>
         <w:tc>
           <w:tcPr>
             <w:tcW w:w="3120" w:type="dxa"/>
@@ -6662,12 +6304,6 @@
         </w:tc>
       </w:tr>
       <w:tr>
-        <w:tblPrEx>
-          <w:tblCellMar>
-            <w:top w:w="0" w:type="dxa"/>
-            <w:bottom w:w="0" w:type="dxa"/>
-          </w:tblCellMar>
-        </w:tblPrEx>
         <w:tc>
           <w:tcPr>
             <w:tcW w:w="3120" w:type="dxa"/>
@@ -6753,12 +6389,6 @@
         </w:tc>
       </w:tr>
       <w:tr>
-        <w:tblPrEx>
-          <w:tblCellMar>
-            <w:top w:w="0" w:type="dxa"/>
-            <w:bottom w:w="0" w:type="dxa"/>
-          </w:tblCellMar>
-        </w:tblPrEx>
         <w:tc>
           <w:tcPr>
             <w:tcW w:w="3120" w:type="dxa"/>
@@ -6860,20 +6490,23 @@
     </w:p>
     <w:p>
       <w:pPr>
-        <w:pStyle w:val="Heading1"/>
+        <w:pStyle w:val="1"/>
       </w:pPr>
       <w:r>
         <w:t xml:space="preserve">9. Using </w:t>
       </w:r>
       <w:proofErr w:type="spellStart"/>
       <w:r>
-        <w:t>NataConnect</w:t>
-      </w:r>
-      <w:proofErr w:type="spellEnd"/>
-    </w:p>
-    <w:p>
-      <w:pPr>
-        <w:pStyle w:val="Heading2"/>
+        <w:t>Nata</w:t>
+      </w:r>
+      <w:r>
+        <w:t>CONNECT</w:t>
+      </w:r>
+      <w:proofErr w:type="spellEnd"/>
+    </w:p>
+    <w:p>
+      <w:pPr>
+        <w:pStyle w:val="2"/>
       </w:pPr>
       <w:r>
         <w:t>Family Vault — Login Screen</w:t>
@@ -6884,11 +6517,15 @@
         <w:spacing w:before="100" w:after="100"/>
       </w:pPr>
       <w:r>
+        <w:lastRenderedPageBreak/>
         <w:t xml:space="preserve">When you open </w:t>
       </w:r>
       <w:proofErr w:type="spellStart"/>
       <w:r>
-        <w:t>NataConnect</w:t>
+        <w:t>Nata</w:t>
+      </w:r>
+      <w:r>
+        <w:t>CONNECT</w:t>
       </w:r>
       <w:proofErr w:type="spellEnd"/>
       <w:r>
@@ -6902,7 +6539,7 @@
     </w:p>
     <w:p>
       <w:pPr>
-        <w:pStyle w:val="ListParagraph"/>
+        <w:pStyle w:val="a4"/>
         <w:numPr>
           <w:ilvl w:val="0"/>
           <w:numId w:val="2"/>
@@ -6915,7 +6552,7 @@
     </w:p>
     <w:p>
       <w:pPr>
-        <w:pStyle w:val="ListParagraph"/>
+        <w:pStyle w:val="a4"/>
         <w:numPr>
           <w:ilvl w:val="0"/>
           <w:numId w:val="2"/>
@@ -6928,7 +6565,7 @@
     </w:p>
     <w:p>
       <w:pPr>
-        <w:pStyle w:val="ListParagraph"/>
+        <w:pStyle w:val="a4"/>
         <w:numPr>
           <w:ilvl w:val="0"/>
           <w:numId w:val="2"/>
@@ -6941,7 +6578,7 @@
     </w:p>
     <w:p>
       <w:pPr>
-        <w:pStyle w:val="ListParagraph"/>
+        <w:pStyle w:val="a4"/>
         <w:numPr>
           <w:ilvl w:val="0"/>
           <w:numId w:val="2"/>
@@ -6959,7 +6596,7 @@
     </w:p>
     <w:p>
       <w:pPr>
-        <w:pStyle w:val="Heading2"/>
+        <w:pStyle w:val="2"/>
       </w:pPr>
       <w:r>
         <w:t>Shield — Protection Without Paranoia</w:t>
@@ -6967,7 +6604,7 @@
     </w:p>
     <w:p>
       <w:pPr>
-        <w:pStyle w:val="ListParagraph"/>
+        <w:pStyle w:val="a4"/>
         <w:numPr>
           <w:ilvl w:val="0"/>
           <w:numId w:val="2"/>
@@ -6980,7 +6617,7 @@
     </w:p>
     <w:p>
       <w:pPr>
-        <w:pStyle w:val="ListParagraph"/>
+        <w:pStyle w:val="a4"/>
         <w:numPr>
           <w:ilvl w:val="0"/>
           <w:numId w:val="2"/>
@@ -6993,7 +6630,7 @@
     </w:p>
     <w:p>
       <w:pPr>
-        <w:pStyle w:val="ListParagraph"/>
+        <w:pStyle w:val="a4"/>
         <w:numPr>
           <w:ilvl w:val="0"/>
           <w:numId w:val="2"/>
@@ -7006,7 +6643,7 @@
     </w:p>
     <w:p>
       <w:pPr>
-        <w:pStyle w:val="ListParagraph"/>
+        <w:pStyle w:val="a4"/>
         <w:numPr>
           <w:ilvl w:val="0"/>
           <w:numId w:val="2"/>
@@ -7024,7 +6661,7 @@
     </w:p>
     <w:p>
       <w:pPr>
-        <w:pStyle w:val="ListParagraph"/>
+        <w:pStyle w:val="a4"/>
         <w:numPr>
           <w:ilvl w:val="0"/>
           <w:numId w:val="2"/>
@@ -7047,7 +6684,7 @@
     </w:p>
     <w:p>
       <w:pPr>
-        <w:pStyle w:val="Heading2"/>
+        <w:pStyle w:val="2"/>
       </w:pPr>
       <w:proofErr w:type="spellStart"/>
       <w:r>
@@ -7068,7 +6705,7 @@
     </w:p>
     <w:p>
       <w:pPr>
-        <w:pStyle w:val="ListParagraph"/>
+        <w:pStyle w:val="a4"/>
         <w:numPr>
           <w:ilvl w:val="0"/>
           <w:numId w:val="3"/>
@@ -7080,7 +6717,10 @@
       </w:r>
       <w:proofErr w:type="spellStart"/>
       <w:r>
-        <w:t>NataConnect</w:t>
+        <w:t>Nata</w:t>
+      </w:r>
+      <w:r>
+        <w:t>CONNECT</w:t>
       </w:r>
       <w:proofErr w:type="spellEnd"/>
       <w:r>
@@ -7089,7 +6729,7 @@
     </w:p>
     <w:p>
       <w:pPr>
-        <w:pStyle w:val="ListParagraph"/>
+        <w:pStyle w:val="a4"/>
         <w:numPr>
           <w:ilvl w:val="0"/>
           <w:numId w:val="3"/>
@@ -7102,7 +6742,7 @@
     </w:p>
     <w:p>
       <w:pPr>
-        <w:pStyle w:val="ListParagraph"/>
+        <w:pStyle w:val="a4"/>
         <w:numPr>
           <w:ilvl w:val="0"/>
           <w:numId w:val="3"/>
@@ -7115,7 +6755,7 @@
     </w:p>
     <w:p>
       <w:pPr>
-        <w:pStyle w:val="ListParagraph"/>
+        <w:pStyle w:val="a4"/>
         <w:numPr>
           <w:ilvl w:val="0"/>
           <w:numId w:val="3"/>
@@ -7136,7 +6776,7 @@
     </w:p>
     <w:p>
       <w:pPr>
-        <w:pStyle w:val="ListParagraph"/>
+        <w:pStyle w:val="a4"/>
         <w:numPr>
           <w:ilvl w:val="0"/>
           <w:numId w:val="3"/>
@@ -7149,7 +6789,7 @@
     </w:p>
     <w:p>
       <w:pPr>
-        <w:pStyle w:val="ListParagraph"/>
+        <w:pStyle w:val="a4"/>
         <w:numPr>
           <w:ilvl w:val="0"/>
           <w:numId w:val="3"/>
@@ -7162,7 +6802,7 @@
     </w:p>
     <w:p>
       <w:pPr>
-        <w:pStyle w:val="ListParagraph"/>
+        <w:pStyle w:val="a4"/>
         <w:numPr>
           <w:ilvl w:val="0"/>
           <w:numId w:val="3"/>
@@ -7199,12 +6839,6 @@
         <w:gridCol w:w="9360"/>
       </w:tblGrid>
       <w:tr>
-        <w:tblPrEx>
-          <w:tblCellMar>
-            <w:top w:w="0" w:type="dxa"/>
-            <w:bottom w:w="0" w:type="dxa"/>
-          </w:tblCellMar>
-        </w:tblPrEx>
         <w:tc>
           <w:tcPr>
             <w:tcW w:w="9360" w:type="dxa"/>
@@ -7229,7 +6863,6 @@
                 <w:bCs/>
                 <w:color w:val="1E40AF"/>
               </w:rPr>
-              <w:lastRenderedPageBreak/>
               <w:t xml:space="preserve">Key insight: </w:t>
             </w:r>
             <w:r>
@@ -7249,7 +6882,7 @@
     </w:p>
     <w:p>
       <w:pPr>
-        <w:pStyle w:val="Heading2"/>
+        <w:pStyle w:val="2"/>
       </w:pPr>
       <w:r>
         <w:t>Practice — Learning Without Loss</w:t>
@@ -7257,7 +6890,7 @@
     </w:p>
     <w:p>
       <w:pPr>
-        <w:pStyle w:val="ListParagraph"/>
+        <w:pStyle w:val="a4"/>
         <w:numPr>
           <w:ilvl w:val="0"/>
           <w:numId w:val="2"/>
@@ -7270,7 +6903,7 @@
     </w:p>
     <w:p>
       <w:pPr>
-        <w:pStyle w:val="ListParagraph"/>
+        <w:pStyle w:val="a4"/>
         <w:numPr>
           <w:ilvl w:val="0"/>
           <w:numId w:val="2"/>
@@ -7291,7 +6924,7 @@
     </w:p>
     <w:p>
       <w:pPr>
-        <w:pStyle w:val="ListParagraph"/>
+        <w:pStyle w:val="a4"/>
         <w:numPr>
           <w:ilvl w:val="0"/>
           <w:numId w:val="2"/>
@@ -7304,7 +6937,7 @@
     </w:p>
     <w:p>
       <w:pPr>
-        <w:pStyle w:val="ListParagraph"/>
+        <w:pStyle w:val="a4"/>
         <w:numPr>
           <w:ilvl w:val="0"/>
           <w:numId w:val="2"/>
@@ -7317,7 +6950,7 @@
     </w:p>
     <w:p>
       <w:pPr>
-        <w:pStyle w:val="ListParagraph"/>
+        <w:pStyle w:val="a4"/>
         <w:numPr>
           <w:ilvl w:val="0"/>
           <w:numId w:val="2"/>
@@ -7335,10 +6968,11 @@
     </w:p>
     <w:p>
       <w:pPr>
-        <w:pStyle w:val="Heading2"/>
-      </w:pPr>
-      <w:proofErr w:type="spellStart"/>
-      <w:r>
+        <w:pStyle w:val="2"/>
+      </w:pPr>
+      <w:proofErr w:type="spellStart"/>
+      <w:r>
+        <w:lastRenderedPageBreak/>
         <w:t>NataGuide</w:t>
       </w:r>
       <w:proofErr w:type="spellEnd"/>
@@ -7348,7 +6982,7 @@
     </w:p>
     <w:p>
       <w:pPr>
-        <w:pStyle w:val="ListParagraph"/>
+        <w:pStyle w:val="a4"/>
         <w:numPr>
           <w:ilvl w:val="0"/>
           <w:numId w:val="2"/>
@@ -7361,7 +6995,7 @@
     </w:p>
     <w:p>
       <w:pPr>
-        <w:pStyle w:val="ListParagraph"/>
+        <w:pStyle w:val="a4"/>
         <w:numPr>
           <w:ilvl w:val="0"/>
           <w:numId w:val="2"/>
@@ -7379,7 +7013,7 @@
     </w:p>
     <w:p>
       <w:pPr>
-        <w:pStyle w:val="ListParagraph"/>
+        <w:pStyle w:val="a4"/>
         <w:numPr>
           <w:ilvl w:val="0"/>
           <w:numId w:val="2"/>
@@ -7392,7 +7026,7 @@
     </w:p>
     <w:p>
       <w:pPr>
-        <w:pStyle w:val="ListParagraph"/>
+        <w:pStyle w:val="a4"/>
         <w:numPr>
           <w:ilvl w:val="0"/>
           <w:numId w:val="2"/>
@@ -7405,7 +7039,7 @@
     </w:p>
     <w:p>
       <w:pPr>
-        <w:pStyle w:val="ListParagraph"/>
+        <w:pStyle w:val="a4"/>
         <w:numPr>
           <w:ilvl w:val="0"/>
           <w:numId w:val="2"/>
@@ -7426,12 +7060,7 @@
     </w:p>
     <w:p>
       <w:pPr>
-        <w:spacing w:before="100" w:after="100"/>
-      </w:pPr>
-    </w:p>
-    <w:p>
-      <w:pPr>
-        <w:pStyle w:val="Heading2"/>
+        <w:pStyle w:val="2"/>
       </w:pPr>
       <w:r>
         <w:t>Goals — Progress Without Spreadsheets</w:t>
@@ -7439,7 +7068,7 @@
     </w:p>
     <w:p>
       <w:pPr>
-        <w:pStyle w:val="ListParagraph"/>
+        <w:pStyle w:val="a4"/>
         <w:numPr>
           <w:ilvl w:val="0"/>
           <w:numId w:val="2"/>
@@ -7452,20 +7081,26 @@
     </w:p>
     <w:p>
       <w:pPr>
-        <w:pStyle w:val="ListParagraph"/>
-        <w:numPr>
-          <w:ilvl w:val="0"/>
-          <w:numId w:val="2"/>
-        </w:numPr>
-        <w:spacing w:before="60" w:after="60"/>
-      </w:pPr>
-      <w:r>
-        <w:t>What If simulator — slide to see how saving more changes your deadlines</w:t>
-      </w:r>
-    </w:p>
-    <w:p>
-      <w:pPr>
-        <w:pStyle w:val="ListParagraph"/>
+        <w:pStyle w:val="a4"/>
+        <w:numPr>
+          <w:ilvl w:val="0"/>
+          <w:numId w:val="2"/>
+        </w:numPr>
+        <w:spacing w:before="60" w:after="60"/>
+      </w:pPr>
+      <w:r>
+        <w:t>What If</w:t>
+      </w:r>
+      <w:r>
+        <w:t>,</w:t>
+      </w:r>
+      <w:r>
+        <w:t xml:space="preserve"> simulator — slide to see how saving more changes your deadlines</w:t>
+      </w:r>
+    </w:p>
+    <w:p>
+      <w:pPr>
+        <w:pStyle w:val="a4"/>
         <w:numPr>
           <w:ilvl w:val="0"/>
           <w:numId w:val="2"/>
@@ -7478,7 +7113,7 @@
     </w:p>
     <w:p>
       <w:pPr>
-        <w:pStyle w:val="ListParagraph"/>
+        <w:pStyle w:val="a4"/>
         <w:numPr>
           <w:ilvl w:val="0"/>
           <w:numId w:val="2"/>
@@ -7491,7 +7126,7 @@
     </w:p>
     <w:p>
       <w:pPr>
-        <w:pStyle w:val="ListParagraph"/>
+        <w:pStyle w:val="a4"/>
         <w:numPr>
           <w:ilvl w:val="0"/>
           <w:numId w:val="2"/>
@@ -7512,7 +7147,7 @@
     </w:p>
     <w:p>
       <w:pPr>
-        <w:pStyle w:val="Heading1"/>
+        <w:pStyle w:val="1"/>
       </w:pPr>
       <w:r>
         <w:t>10. Troubleshooting</w:t>
@@ -7520,7 +7155,7 @@
     </w:p>
     <w:p>
       <w:pPr>
-        <w:pStyle w:val="Heading2"/>
+        <w:pStyle w:val="2"/>
       </w:pPr>
       <w:r>
         <w:t>Cannot connect to Pi</w:t>
@@ -7528,7 +7163,7 @@
     </w:p>
     <w:p>
       <w:pPr>
-        <w:pStyle w:val="ListParagraph"/>
+        <w:pStyle w:val="a4"/>
         <w:numPr>
           <w:ilvl w:val="0"/>
           <w:numId w:val="2"/>
@@ -7549,7 +7184,7 @@
     </w:p>
     <w:p>
       <w:pPr>
-        <w:pStyle w:val="ListParagraph"/>
+        <w:pStyle w:val="a4"/>
         <w:numPr>
           <w:ilvl w:val="0"/>
           <w:numId w:val="2"/>
@@ -7562,7 +7197,7 @@
     </w:p>
     <w:p>
       <w:pPr>
-        <w:pStyle w:val="ListParagraph"/>
+        <w:pStyle w:val="a4"/>
         <w:numPr>
           <w:ilvl w:val="0"/>
           <w:numId w:val="2"/>
@@ -7575,7 +7210,7 @@
     </w:p>
     <w:p>
       <w:pPr>
-        <w:pStyle w:val="ListParagraph"/>
+        <w:pStyle w:val="a4"/>
         <w:numPr>
           <w:ilvl w:val="0"/>
           <w:numId w:val="2"/>
@@ -7588,7 +7223,7 @@
     </w:p>
     <w:p>
       <w:pPr>
-        <w:pStyle w:val="ListParagraph"/>
+        <w:pStyle w:val="a4"/>
         <w:numPr>
           <w:ilvl w:val="0"/>
           <w:numId w:val="2"/>
@@ -7617,21 +7252,15 @@
     </w:p>
     <w:p>
       <w:pPr>
-        <w:spacing w:before="100" w:after="100"/>
-      </w:pPr>
-    </w:p>
-    <w:p>
-      <w:pPr>
-        <w:pStyle w:val="Heading2"/>
-      </w:pPr>
-      <w:r>
-        <w:lastRenderedPageBreak/>
+        <w:pStyle w:val="2"/>
+      </w:pPr>
+      <w:r>
         <w:t>Server not responding</w:t>
       </w:r>
     </w:p>
     <w:p>
       <w:pPr>
-        <w:pStyle w:val="ListParagraph"/>
+        <w:pStyle w:val="a4"/>
         <w:numPr>
           <w:ilvl w:val="0"/>
           <w:numId w:val="2"/>
@@ -7644,7 +7273,7 @@
     </w:p>
     <w:p>
       <w:pPr>
-        <w:pStyle w:val="ListParagraph"/>
+        <w:pStyle w:val="a4"/>
         <w:numPr>
           <w:ilvl w:val="0"/>
           <w:numId w:val="2"/>
@@ -7662,7 +7291,7 @@
     </w:p>
     <w:p>
       <w:pPr>
-        <w:pStyle w:val="ListParagraph"/>
+        <w:pStyle w:val="a4"/>
         <w:numPr>
           <w:ilvl w:val="0"/>
           <w:numId w:val="2"/>
@@ -7680,7 +7309,7 @@
     </w:p>
     <w:p>
       <w:pPr>
-        <w:pStyle w:val="ListParagraph"/>
+        <w:pStyle w:val="a4"/>
         <w:numPr>
           <w:ilvl w:val="0"/>
           <w:numId w:val="2"/>
@@ -7693,12 +7322,7 @@
     </w:p>
     <w:p>
       <w:pPr>
-        <w:spacing w:before="100" w:after="100"/>
-      </w:pPr>
-    </w:p>
-    <w:p>
-      <w:pPr>
-        <w:pStyle w:val="Heading2"/>
+        <w:pStyle w:val="2"/>
       </w:pPr>
       <w:r>
         <w:t>AI not responding</w:t>
@@ -7706,7 +7330,7 @@
     </w:p>
     <w:p>
       <w:pPr>
-        <w:pStyle w:val="ListParagraph"/>
+        <w:pStyle w:val="a4"/>
         <w:numPr>
           <w:ilvl w:val="0"/>
           <w:numId w:val="2"/>
@@ -7719,20 +7343,31 @@
     </w:p>
     <w:p>
       <w:pPr>
-        <w:pStyle w:val="ListParagraph"/>
-        <w:numPr>
-          <w:ilvl w:val="0"/>
-          <w:numId w:val="2"/>
-        </w:numPr>
-        <w:spacing w:before="60" w:after="60"/>
-      </w:pPr>
-      <w:r>
-        <w:t>Click Test Connection to verify the key works</w:t>
-      </w:r>
-    </w:p>
-    <w:p>
-      <w:pPr>
-        <w:pStyle w:val="ListParagraph"/>
+        <w:pStyle w:val="a4"/>
+        <w:numPr>
+          <w:ilvl w:val="0"/>
+          <w:numId w:val="2"/>
+        </w:numPr>
+        <w:spacing w:before="60" w:after="60"/>
+      </w:pPr>
+      <w:r>
+        <w:t xml:space="preserve">Click Test </w:t>
+      </w:r>
+      <w:proofErr w:type="spellStart"/>
+      <w:r>
+        <w:t>CONNECT</w:t>
+      </w:r>
+      <w:r>
+        <w:t>ion</w:t>
+      </w:r>
+      <w:proofErr w:type="spellEnd"/>
+      <w:r>
+        <w:t xml:space="preserve"> to verify the key works</w:t>
+      </w:r>
+    </w:p>
+    <w:p>
+      <w:pPr>
+        <w:pStyle w:val="a4"/>
         <w:numPr>
           <w:ilvl w:val="0"/>
           <w:numId w:val="2"/>
@@ -7745,7 +7380,7 @@
     </w:p>
     <w:p>
       <w:pPr>
-        <w:pStyle w:val="ListParagraph"/>
+        <w:pStyle w:val="a4"/>
         <w:numPr>
           <w:ilvl w:val="0"/>
           <w:numId w:val="2"/>
@@ -7770,79 +7405,6 @@
       <w:proofErr w:type="spellEnd"/>
       <w:r>
         <w:t xml:space="preserve"> list</w:t>
-      </w:r>
-    </w:p>
-    <w:p>
-      <w:pPr>
-        <w:spacing w:before="100" w:after="100"/>
-      </w:pPr>
-    </w:p>
-    <w:p>
-      <w:pPr>
-        <w:pStyle w:val="Heading2"/>
-      </w:pPr>
-      <w:r>
-        <w:t>Bank sync not working</w:t>
-      </w:r>
-    </w:p>
-    <w:p>
-      <w:pPr>
-        <w:pStyle w:val="ListParagraph"/>
-        <w:numPr>
-          <w:ilvl w:val="0"/>
-          <w:numId w:val="2"/>
-        </w:numPr>
-        <w:spacing w:before="60" w:after="60"/>
-      </w:pPr>
-      <w:r>
-        <w:t>Verify Tink credentials are saved in Settings &gt; Bank Connection</w:t>
-      </w:r>
-    </w:p>
-    <w:p>
-      <w:pPr>
-        <w:pStyle w:val="ListParagraph"/>
-        <w:numPr>
-          <w:ilvl w:val="0"/>
-          <w:numId w:val="2"/>
-        </w:numPr>
-        <w:spacing w:before="60" w:after="60"/>
-      </w:pPr>
-      <w:r>
-        <w:t xml:space="preserve">Make sure you </w:t>
-      </w:r>
-      <w:proofErr w:type="gramStart"/>
-      <w:r>
-        <w:t>completed</w:t>
-      </w:r>
-      <w:proofErr w:type="gramEnd"/>
-      <w:r>
-        <w:t xml:space="preserve"> the bank login flow fully</w:t>
-      </w:r>
-    </w:p>
-    <w:p>
-      <w:pPr>
-        <w:pStyle w:val="ListParagraph"/>
-        <w:numPr>
-          <w:ilvl w:val="0"/>
-          <w:numId w:val="2"/>
-        </w:numPr>
-        <w:spacing w:before="60" w:after="60"/>
-      </w:pPr>
-      <w:r>
-        <w:t>Try clicking Sync Now after returning from the bank login page</w:t>
-      </w:r>
-    </w:p>
-    <w:p>
-      <w:pPr>
-        <w:pStyle w:val="ListParagraph"/>
-        <w:numPr>
-          <w:ilvl w:val="0"/>
-          <w:numId w:val="2"/>
-        </w:numPr>
-        <w:spacing w:before="60" w:after="60"/>
-      </w:pPr>
-      <w:r>
-        <w:t>Check that your bank is supported by Tink in your country</w:t>
       </w:r>
     </w:p>
     <w:p>
@@ -7855,266 +7417,10 @@
     </w:p>
     <w:p>
       <w:pPr>
-        <w:pStyle w:val="Heading1"/>
-      </w:pPr>
-      <w:r>
-        <w:t>11. Open Source</w:t>
-      </w:r>
-    </w:p>
-    <w:p>
-      <w:pPr>
-        <w:spacing w:before="100" w:after="100"/>
-      </w:pPr>
-      <w:proofErr w:type="spellStart"/>
-      <w:r>
-        <w:t>NataConnect</w:t>
-      </w:r>
-      <w:proofErr w:type="spellEnd"/>
-      <w:r>
-        <w:t xml:space="preserve"> is fully open source. The complete source code is available on GitHub.</w:t>
-      </w:r>
-    </w:p>
-    <w:p>
-      <w:pPr>
-        <w:spacing w:before="100" w:after="100"/>
-      </w:pPr>
-    </w:p>
-    <w:tbl>
-      <w:tblPr>
-        <w:tblW w:w="9360" w:type="dxa"/>
-        <w:tblBorders>
-          <w:top w:val="single" w:sz="4" w:space="0" w:color="auto"/>
-          <w:left w:val="single" w:sz="4" w:space="0" w:color="auto"/>
-          <w:bottom w:val="single" w:sz="4" w:space="0" w:color="auto"/>
-          <w:right w:val="single" w:sz="4" w:space="0" w:color="auto"/>
-          <w:insideH w:val="single" w:sz="4" w:space="0" w:color="auto"/>
-          <w:insideV w:val="single" w:sz="4" w:space="0" w:color="auto"/>
-        </w:tblBorders>
-        <w:tblCellMar>
-          <w:left w:w="10" w:type="dxa"/>
-          <w:right w:w="10" w:type="dxa"/>
-        </w:tblCellMar>
-        <w:tblLook w:val="04A0" w:firstRow="1" w:lastRow="0" w:firstColumn="1" w:lastColumn="0" w:noHBand="0" w:noVBand="1"/>
-      </w:tblPr>
-      <w:tblGrid>
-        <w:gridCol w:w="9360"/>
-      </w:tblGrid>
-      <w:tr>
-        <w:tblPrEx>
-          <w:tblCellMar>
-            <w:top w:w="0" w:type="dxa"/>
-            <w:bottom w:w="0" w:type="dxa"/>
-          </w:tblCellMar>
-        </w:tblPrEx>
-        <w:tc>
-          <w:tcPr>
-            <w:tcW w:w="9360" w:type="dxa"/>
-            <w:tcBorders>
-              <w:top w:val="single" w:sz="1" w:space="0" w:color="CCCCCC"/>
-              <w:left w:val="single" w:sz="1" w:space="0" w:color="CCCCCC"/>
-              <w:bottom w:val="single" w:sz="1" w:space="0" w:color="CCCCCC"/>
-              <w:right w:val="single" w:sz="1" w:space="0" w:color="CCCCCC"/>
-            </w:tcBorders>
-            <w:shd w:val="clear" w:color="auto" w:fill="DBEAFE"/>
-            <w:tcMar>
-              <w:top w:w="120" w:type="dxa"/>
-              <w:left w:w="180" w:type="dxa"/>
-              <w:bottom w:w="120" w:type="dxa"/>
-              <w:right w:w="180" w:type="dxa"/>
-            </w:tcMar>
-          </w:tcPr>
-          <w:p>
-            <w:r>
-              <w:rPr>
-                <w:b/>
-                <w:bCs/>
-                <w:color w:val="1E40AF"/>
-              </w:rPr>
-              <w:t xml:space="preserve">GitHub: </w:t>
-            </w:r>
-            <w:r>
-              <w:rPr>
-                <w:color w:val="1E3A8A"/>
-              </w:rPr>
-              <w:t>github.com/</w:t>
-            </w:r>
-            <w:proofErr w:type="spellStart"/>
-            <w:r>
-              <w:rPr>
-                <w:color w:val="1E3A8A"/>
-              </w:rPr>
-              <w:t>nataconnect</w:t>
-            </w:r>
-            <w:proofErr w:type="spellEnd"/>
-            <w:r>
-              <w:rPr>
-                <w:color w:val="1E3A8A"/>
-              </w:rPr>
-              <w:t>/</w:t>
-            </w:r>
-            <w:proofErr w:type="spellStart"/>
-            <w:r>
-              <w:rPr>
-                <w:color w:val="1E3A8A"/>
-              </w:rPr>
-              <w:t>nataconnect</w:t>
-            </w:r>
-            <w:proofErr w:type="spellEnd"/>
-          </w:p>
-        </w:tc>
-      </w:tr>
-    </w:tbl>
-    <w:p>
-      <w:pPr>
-        <w:spacing w:before="100" w:after="100"/>
-      </w:pPr>
-    </w:p>
-    <w:p>
-      <w:pPr>
-        <w:spacing w:before="100" w:after="100"/>
-      </w:pPr>
-      <w:r>
-        <w:t>You are free to:</w:t>
-      </w:r>
-    </w:p>
-    <w:p>
-      <w:pPr>
-        <w:pStyle w:val="ListParagraph"/>
-        <w:numPr>
-          <w:ilvl w:val="0"/>
-          <w:numId w:val="2"/>
-        </w:numPr>
-        <w:spacing w:before="60" w:after="60"/>
-      </w:pPr>
-      <w:r>
-        <w:t xml:space="preserve">Use </w:t>
-      </w:r>
-      <w:proofErr w:type="spellStart"/>
-      <w:r>
-        <w:t>NataConnect</w:t>
-      </w:r>
-      <w:proofErr w:type="spellEnd"/>
-      <w:r>
-        <w:t xml:space="preserve"> for personal use</w:t>
-      </w:r>
-    </w:p>
-    <w:p>
-      <w:pPr>
-        <w:pStyle w:val="ListParagraph"/>
-        <w:numPr>
-          <w:ilvl w:val="0"/>
-          <w:numId w:val="2"/>
-        </w:numPr>
-        <w:spacing w:before="60" w:after="60"/>
-      </w:pPr>
-      <w:r>
-        <w:t>Modify the code for your needs</w:t>
-      </w:r>
-    </w:p>
-    <w:p>
-      <w:pPr>
-        <w:pStyle w:val="ListParagraph"/>
-        <w:numPr>
-          <w:ilvl w:val="0"/>
-          <w:numId w:val="2"/>
-        </w:numPr>
-        <w:spacing w:before="60" w:after="60"/>
-      </w:pPr>
-      <w:r>
-        <w:t>Contribute improvements back to the community</w:t>
-      </w:r>
-    </w:p>
-    <w:p>
-      <w:pPr>
-        <w:pStyle w:val="ListParagraph"/>
-        <w:numPr>
-          <w:ilvl w:val="0"/>
-          <w:numId w:val="2"/>
-        </w:numPr>
-        <w:spacing w:before="60" w:after="60"/>
-      </w:pPr>
-      <w:r>
-        <w:t>Host your own instance on any hardware</w:t>
-      </w:r>
-    </w:p>
-    <w:p>
-      <w:pPr>
-        <w:spacing w:before="100" w:after="100"/>
-      </w:pPr>
-    </w:p>
-    <w:p>
-      <w:pPr>
-        <w:spacing w:before="100" w:after="100"/>
-      </w:pPr>
-      <w:r>
-        <w:t xml:space="preserve">The community scam database is the shared intelligence layer. Every installation contributes anonymously. The more people use </w:t>
-      </w:r>
-      <w:proofErr w:type="spellStart"/>
-      <w:r>
-        <w:t>NataConnect</w:t>
-      </w:r>
-      <w:proofErr w:type="spellEnd"/>
-      <w:r>
-        <w:t>, the smarter the protection gets for everyone.</w:t>
-      </w:r>
-    </w:p>
-    <w:p>
-      <w:pPr>
         <w:pBdr>
           <w:bottom w:val="single" w:sz="6" w:space="1" w:color="3B82F6"/>
         </w:pBdr>
         <w:spacing w:before="200" w:after="200"/>
-      </w:pPr>
-    </w:p>
-    <w:p>
-      <w:pPr>
-        <w:spacing w:before="400"/>
-        <w:jc w:val="center"/>
-      </w:pPr>
-      <w:proofErr w:type="spellStart"/>
-      <w:r>
-        <w:rPr>
-          <w:i/>
-          <w:iCs/>
-          <w:color w:val="94A3B8"/>
-          <w:sz w:val="20"/>
-          <w:szCs w:val="20"/>
-        </w:rPr>
-        <w:lastRenderedPageBreak/>
-        <w:t>NataConnect</w:t>
-      </w:r>
-      <w:proofErr w:type="spellEnd"/>
-      <w:r>
-        <w:rPr>
-          <w:i/>
-          <w:iCs/>
-          <w:color w:val="94A3B8"/>
-          <w:sz w:val="20"/>
-          <w:szCs w:val="20"/>
-        </w:rPr>
-        <w:t xml:space="preserve"> — Your Financial Operating System</w:t>
-      </w:r>
-    </w:p>
-    <w:p>
-      <w:pPr>
-        <w:spacing w:before="100"/>
-        <w:jc w:val="center"/>
-      </w:pPr>
-      <w:r>
-        <w:rPr>
-          <w:i/>
-          <w:iCs/>
-          <w:color w:val="94A3B8"/>
-          <w:sz w:val="20"/>
-          <w:szCs w:val="20"/>
-        </w:rPr>
-        <w:t>Built at IFX Hack 2026, Limassol, Cyprus</w:t>
-      </w:r>
-    </w:p>
-    <w:p>
-      <w:pPr>
-        <w:spacing w:before="100"/>
-        <w:jc w:val="center"/>
       </w:pPr>
     </w:p>
     <w:sectPr>
@@ -8735,11 +8041,11 @@
     <w:lsdException w:name="Unresolved Mention" w:semiHidden="1" w:unhideWhenUsed="1"/>
     <w:lsdException w:name="Smart Link" w:semiHidden="1" w:unhideWhenUsed="1"/>
   </w:latentStyles>
-  <w:style w:type="paragraph" w:default="1" w:styleId="Normal">
+  <w:style w:type="paragraph" w:default="1" w:styleId="a">
     <w:name w:val="Normal"/>
     <w:qFormat/>
   </w:style>
-  <w:style w:type="paragraph" w:styleId="Heading1">
+  <w:style w:type="paragraph" w:styleId="1">
     <w:name w:val="heading 1"/>
     <w:uiPriority w:val="9"/>
     <w:qFormat/>
@@ -8755,7 +8061,7 @@
       <w:szCs w:val="36"/>
     </w:rPr>
   </w:style>
-  <w:style w:type="paragraph" w:styleId="Heading2">
+  <w:style w:type="paragraph" w:styleId="2">
     <w:name w:val="heading 2"/>
     <w:uiPriority w:val="9"/>
     <w:unhideWhenUsed/>
@@ -8772,7 +8078,7 @@
       <w:szCs w:val="28"/>
     </w:rPr>
   </w:style>
-  <w:style w:type="paragraph" w:styleId="Heading3">
+  <w:style w:type="paragraph" w:styleId="3">
     <w:name w:val="heading 3"/>
     <w:uiPriority w:val="9"/>
     <w:unhideWhenUsed/>
@@ -8789,7 +8095,7 @@
       <w:szCs w:val="24"/>
     </w:rPr>
   </w:style>
-  <w:style w:type="paragraph" w:styleId="Heading4">
+  <w:style w:type="paragraph" w:styleId="4">
     <w:name w:val="heading 4"/>
     <w:uiPriority w:val="9"/>
     <w:semiHidden/>
@@ -8804,7 +8110,7 @@
       <w:color w:val="2E74B5"/>
     </w:rPr>
   </w:style>
-  <w:style w:type="paragraph" w:styleId="Heading5">
+  <w:style w:type="paragraph" w:styleId="5">
     <w:name w:val="heading 5"/>
     <w:uiPriority w:val="9"/>
     <w:semiHidden/>
@@ -8817,7 +8123,7 @@
       <w:color w:val="2E74B5"/>
     </w:rPr>
   </w:style>
-  <w:style w:type="paragraph" w:styleId="Heading6">
+  <w:style w:type="paragraph" w:styleId="6">
     <w:name w:val="heading 6"/>
     <w:uiPriority w:val="9"/>
     <w:semiHidden/>
@@ -8830,13 +8136,13 @@
       <w:color w:val="1F4D78"/>
     </w:rPr>
   </w:style>
-  <w:style w:type="character" w:default="1" w:styleId="DefaultParagraphFont">
+  <w:style w:type="character" w:default="1" w:styleId="a0">
     <w:name w:val="Default Paragraph Font"/>
     <w:uiPriority w:val="1"/>
     <w:semiHidden/>
     <w:unhideWhenUsed/>
   </w:style>
-  <w:style w:type="table" w:default="1" w:styleId="TableNormal">
+  <w:style w:type="table" w:default="1" w:styleId="a1">
     <w:name w:val="Normal Table"/>
     <w:uiPriority w:val="99"/>
     <w:semiHidden/>
@@ -8851,13 +8157,13 @@
       </w:tblCellMar>
     </w:tblPr>
   </w:style>
-  <w:style w:type="numbering" w:default="1" w:styleId="NoList">
+  <w:style w:type="numbering" w:default="1" w:styleId="a2">
     <w:name w:val="No List"/>
     <w:uiPriority w:val="99"/>
     <w:semiHidden/>
     <w:unhideWhenUsed/>
   </w:style>
-  <w:style w:type="paragraph" w:styleId="Title">
+  <w:style w:type="paragraph" w:styleId="a3">
     <w:name w:val="Title"/>
     <w:uiPriority w:val="10"/>
     <w:qFormat/>
@@ -8874,11 +8180,11 @@
       <w:bCs/>
     </w:rPr>
   </w:style>
-  <w:style w:type="paragraph" w:styleId="ListParagraph">
+  <w:style w:type="paragraph" w:styleId="a4">
     <w:name w:val="List Paragraph"/>
     <w:qFormat/>
   </w:style>
-  <w:style w:type="character" w:styleId="Hyperlink">
+  <w:style w:type="character" w:styleId="-">
     <w:name w:val="Hyperlink"/>
     <w:uiPriority w:val="99"/>
     <w:unhideWhenUsed/>
@@ -8887,7 +8193,7 @@
       <w:u w:val="single"/>
     </w:rPr>
   </w:style>
-  <w:style w:type="character" w:styleId="FootnoteReference">
+  <w:style w:type="character" w:styleId="a5">
     <w:name w:val="footnote reference"/>
     <w:uiPriority w:val="99"/>
     <w:semiHidden/>
@@ -8896,9 +8202,9 @@
       <w:vertAlign w:val="superscript"/>
     </w:rPr>
   </w:style>
-  <w:style w:type="paragraph" w:styleId="FootnoteText">
+  <w:style w:type="paragraph" w:styleId="a6">
     <w:name w:val="footnote text"/>
-    <w:link w:val="FootnoteTextChar"/>
+    <w:link w:val="Char"/>
     <w:uiPriority w:val="99"/>
     <w:semiHidden/>
     <w:unhideWhenUsed/>
@@ -8907,9 +8213,9 @@
       <w:szCs w:val="20"/>
     </w:rPr>
   </w:style>
-  <w:style w:type="character" w:customStyle="1" w:styleId="FootnoteTextChar">
-    <w:name w:val="Footnote Text Char"/>
-    <w:link w:val="FootnoteText"/>
+  <w:style w:type="character" w:customStyle="1" w:styleId="Char">
+    <w:name w:val="Κείμενο υποσημείωσης Char"/>
+    <w:link w:val="a6"/>
     <w:uiPriority w:val="99"/>
     <w:semiHidden/>
     <w:unhideWhenUsed/>
@@ -8918,7 +8224,7 @@
       <w:szCs w:val="20"/>
     </w:rPr>
   </w:style>
-  <w:style w:type="character" w:styleId="EndnoteReference">
+  <w:style w:type="character" w:styleId="a7">
     <w:name w:val="endnote reference"/>
     <w:uiPriority w:val="99"/>
     <w:semiHidden/>
@@ -8927,9 +8233,9 @@
       <w:vertAlign w:val="superscript"/>
     </w:rPr>
   </w:style>
-  <w:style w:type="paragraph" w:styleId="EndnoteText">
+  <w:style w:type="paragraph" w:styleId="a8">
     <w:name w:val="endnote text"/>
-    <w:link w:val="EndnoteTextChar"/>
+    <w:link w:val="Char0"/>
     <w:uiPriority w:val="99"/>
     <w:semiHidden/>
     <w:unhideWhenUsed/>
@@ -8938,15 +8244,27 @@
       <w:szCs w:val="20"/>
     </w:rPr>
   </w:style>
-  <w:style w:type="character" w:customStyle="1" w:styleId="EndnoteTextChar">
-    <w:name w:val="Endnote Text Char"/>
-    <w:link w:val="EndnoteText"/>
+  <w:style w:type="character" w:customStyle="1" w:styleId="Char0">
+    <w:name w:val="Κείμενο σημείωσης τέλους Char"/>
+    <w:link w:val="a8"/>
     <w:uiPriority w:val="99"/>
     <w:semiHidden/>
     <w:unhideWhenUsed/>
     <w:rPr>
       <w:sz w:val="20"/>
       <w:szCs w:val="20"/>
+    </w:rPr>
+  </w:style>
+  <w:style w:type="character" w:styleId="a9">
+    <w:name w:val="Unresolved Mention"/>
+    <w:basedOn w:val="a0"/>
+    <w:uiPriority w:val="99"/>
+    <w:semiHidden/>
+    <w:unhideWhenUsed/>
+    <w:rsid w:val="002E6363"/>
+    <w:rPr>
+      <w:color w:val="605E5C"/>
+      <w:shd w:val="clear" w:color="auto" w:fill="E1DFDD"/>
     </w:rPr>
   </w:style>
 </w:styles>
